--- a/sba_application/03_business_plan/Azalea_SBA_Business_Plan_Rev5.00.docx
+++ b/sba_application/03_business_plan/Azalea_SBA_Business_Plan_Rev5.00.docx
@@ -222,7 +222,7 @@
               <w:rPr>
                 <w:sz w:val="19"/>
               </w:rPr>
-              <w:t>$1.05M</w:t>
+              <w:t>$750K</w:t>
             </w:r>
           </w:p>
         </w:tc>
@@ -236,7 +236,7 @@
               <w:rPr>
                 <w:sz w:val="19"/>
               </w:rPr>
-              <w:t>$500K SBA - $300K seller note - $250K equity</w:t>
+              <w:t>$500K SBA + $250K equity; seller paid in full at close</w:t>
             </w:r>
           </w:p>
         </w:tc>
@@ -296,7 +296,7 @@
               <w:rPr>
                 <w:sz w:val="19"/>
               </w:rPr>
-              <w:t>Global DSCR</w:t>
+              <w:t>Global DSCR (SBA-only)</w:t>
             </w:r>
           </w:p>
         </w:tc>
@@ -310,7 +310,7 @@
               <w:rPr>
                 <w:sz w:val="19"/>
               </w:rPr>
-              <w:t>3.42x</w:t>
+              <w:t>7.86x</w:t>
             </w:r>
           </w:p>
         </w:tc>
@@ -324,7 +324,7 @@
               <w:rPr>
                 <w:sz w:val="19"/>
               </w:rPr>
-              <w:t>3-yr combined - floor 1.25x</w:t>
+              <w:t>3-yr - floor 1.25x</w:t>
             </w:r>
           </w:p>
         </w:tc>
@@ -368,7 +368,7 @@
               <w:rPr>
                 <w:sz w:val="19"/>
               </w:rPr>
-              <w:t>23.8% of project - 2.4x the 10% SOP 50 10 8 minimum</w:t>
+              <w:t>33.3% of project - 3.3x the 10% SOP 50 10 8 minimum</w:t>
             </w:r>
           </w:p>
         </w:tc>
@@ -417,7 +417,7 @@
           <w:i w:val="0"/>
           <w:sz w:val="21"/>
         </w:rPr>
-        <w:t>Tyler Hospice HoldCo L.L.C. requests a $500,000 SBA 7(a) loan to acquire and relaunch Hickory Hospice LLC - an established, Medicare-certified hospice - as Azalea Hospice &amp; Palliative Care. The agency's existing Medicare-certified provider number is acquired through a change of ownership (CHOW) for $300,000 in seller financing (36-month note at 6%), giving Azalea immediate, billing-ready capability with no new-enrollment delay. The loan is paired with a $250,000 cash equity injection and a $100,000 working-capital line held in reserve, for a total project of $1.05 million.</w:t>
+        <w:t>Tyler Hospice Hold, LLC requests a $500,000 SBA 7(a) loan to acquire and relaunch Hickory Hospice LLC - an established, Medicare-certified hospice - as Azalea Hospice &amp; Palliative Care. The agency's existing Medicare-certified provider number is acquired through a change of ownership (CHOW) for $300,000 paid in full at close from SBA proceeds and the equity injection - no retained seller note - giving Azalea immediate, billing-ready capability with no new-enrollment delay. The loan is paired with a $250,000 cash equity injection, for a total project of $750,000. Because the seller is paid at close, the SBA loan is the only debt the business carries.</w:t>
       </w:r>
     </w:p>
     <w:p>
@@ -500,7 +500,7 @@
               <w:rPr>
                 <w:sz w:val="19"/>
               </w:rPr>
-              <w:t>Hickory Medicare license (CHOW)</w:t>
+              <w:t>Acquisition of Hickory (paid at close)</w:t>
             </w:r>
           </w:p>
         </w:tc>
@@ -528,7 +528,7 @@
               <w:rPr>
                 <w:sz w:val="19"/>
               </w:rPr>
-              <w:t>Existing Medicare provider number; self-financed by the seller note</w:t>
+              <w:t>100% membership interests; provider number / license / accreditation transfer in the CHOW</w:t>
             </w:r>
           </w:p>
         </w:tc>
@@ -646,7 +646,7 @@
               <w:rPr>
                 <w:sz w:val="19"/>
               </w:rPr>
-              <w:t>$672,000</w:t>
+              <w:t>$372,000</w:t>
             </w:r>
           </w:p>
         </w:tc>
@@ -660,7 +660,7 @@
               <w:rPr>
                 <w:sz w:val="19"/>
               </w:rPr>
-              <w:t>Funds ramp payroll and dual debt service; holds the $25K floor, line undrawn</w:t>
+              <w:t>Funds ramp payroll and SBA debt service; holds the $25K floor</w:t>
             </w:r>
           </w:p>
         </w:tc>
@@ -690,7 +690,7 @@
               <w:rPr>
                 <w:sz w:val="19"/>
               </w:rPr>
-              <w:t>$1,050,000</w:t>
+              <w:t>$750,000</w:t>
             </w:r>
           </w:p>
         </w:tc>
@@ -704,7 +704,7 @@
               <w:rPr>
                 <w:sz w:val="19"/>
               </w:rPr>
-              <w:t>SBA $500K - Seller note $300K - Equity $250K - WC line $100K (undrawn)</w:t>
+              <w:t>Funded by SBA $500K + Equity $250K</w:t>
             </w:r>
           </w:p>
         </w:tc>
@@ -859,7 +859,7 @@
               <w:rPr>
                 <w:sz w:val="19"/>
               </w:rPr>
-              <w:t>$190,032</w:t>
+              <w:t>$205,473</w:t>
             </w:r>
           </w:p>
         </w:tc>
@@ -873,7 +873,7 @@
               <w:rPr>
                 <w:sz w:val="19"/>
               </w:rPr>
-              <w:t>$571,134</w:t>
+              <w:t>$581,088</w:t>
             </w:r>
           </w:p>
         </w:tc>
@@ -887,7 +887,7 @@
               <w:rPr>
                 <w:sz w:val="19"/>
               </w:rPr>
-              <w:t>$905,290</w:t>
+              <w:t>$909,160</w:t>
             </w:r>
           </w:p>
         </w:tc>
@@ -961,7 +961,7 @@
               <w:rPr>
                 <w:sz w:val="19"/>
               </w:rPr>
-              <w:t>Combined DSCR</w:t>
+              <w:t>DSCR (SBA-only)</w:t>
             </w:r>
           </w:p>
         </w:tc>
@@ -975,7 +975,7 @@
               <w:rPr>
                 <w:sz w:val="19"/>
               </w:rPr>
-              <w:t>1.56x</w:t>
+              <w:t>3.59x</w:t>
             </w:r>
           </w:p>
         </w:tc>
@@ -989,7 +989,7 @@
               <w:rPr>
                 <w:sz w:val="19"/>
               </w:rPr>
-              <w:t>3.50x</w:t>
+              <w:t>8.06x</w:t>
             </w:r>
           </w:p>
         </w:tc>
@@ -1003,7 +1003,7 @@
               <w:rPr>
                 <w:sz w:val="19"/>
               </w:rPr>
-              <w:t>5.20x</w:t>
+              <w:t>11.94x</w:t>
             </w:r>
           </w:p>
         </w:tc>
@@ -1016,7 +1016,7 @@
           <w:i w:val="0"/>
           <w:sz w:val="21"/>
         </w:rPr>
-        <w:t>The operation is EBITDA-positive from early in the ramp. Against combined debt service of $193,876/yr (SBA $84,357 + seller note $109,519), the model clears a global 3-year DSCR of 3.42x - well above the 1.25x floor - with coverage strengthening each year (1.56x -&gt; 3.50x -&gt; 5.20x) and springing higher once the seller note retires after Year 3. The $672,000 opening reserve keeps minimum cash well above the $25,000 floor throughout, with the $100,000 line never drawn in the base case.</w:t>
+        <w:t>The operation is EBITDA-positive from early in the ramp. Because the seller is paid in full at close, the SBA loan is the only debt: against SBA debt service of $84,357/yr, the model clears a global 3-year DSCR of 7.86x - far above the 1.25x floor - and strengthens each year (3.59x -&gt; 8.06x -&gt; 11.94x). The $372,000 opening reserve keeps minimum cash well above the $25,000 floor through the ramp, and with only ~$7,030/mo of debt service the reserve stretches comfortably.</w:t>
       </w:r>
     </w:p>
     <w:p>
@@ -1405,7 +1405,7 @@
           <w:i w:val="0"/>
           <w:sz w:val="21"/>
         </w:rPr>
-        <w:t>The $1.05M project is funded by the $500,000 SBA 7(a) loan, the $300,000 seller note (self-financing the license), and a $250,000 cash equity injection contributed by investor James E. Bullard in exchange for a direct 19.9% membership interest. The injection equals 23.8% of total project cost - more than double the 10% minimum required under SBA SOP 50 10 8 for a complete change of ownership. Mr. Bullard's funds are his own savings (non-borrowed), verified by his bank statements; $100,000 was wired on May 7, 2026 and the balance funds by the end of July 2026. Because he holds less than 20% and exercises no operational control, no personal guaranty is required of him (13 CFR 120.160). The Managing Member (Geoff Schackmann, via Adeline &amp; Lilah, LLC) is the sole 20%+ owner and provides the SBA personal guaranty.</w:t>
+        <w:t>The $750,000 project is funded by the $500,000 SBA 7(a) loan and a $250,000 cash equity injection contributed by investor James E. Bullard in exchange for a direct 19.9% membership interest. The $300,000 acquisition price is paid in full at close from these sources - there is no retained seller note, so the SBA loan is the only debt the business carries. The injection equals 33.3% of total project cost - more than triple the 10% minimum required under SBA SOP 50 10 8 and above the ~30% down typically warranted for a startup. Mr. Bullard's funds are his own savings (non-borrowed), verified by his bank statements; $100,000 was wired on May 7, 2026 and the balance follows on a committed schedule. Because he holds less than 20% and exercises no operational control, no personal guaranty is required of him (13 CFR 120.160). The Managing Member (Geoff Schackmann, via Adeline &amp; Lilah, LLC) is the sole 20%+ owner and provides the SBA personal guaranty.</w:t>
       </w:r>
     </w:p>
     <w:p>
@@ -2232,7 +2232,7 @@
           <w:i w:val="0"/>
           <w:sz w:val="21"/>
         </w:rPr>
-        <w:t xml:space="preserve">  - Large capital cushion - $672K opening cash; $100K WC line never drawn in base case</w:t>
+        <w:t xml:space="preserve">  - Capital cushion - $372K opening cash reserve; seller paid at close so the SBA loan is the only debt</w:t>
       </w:r>
     </w:p>
     <w:p>
@@ -2242,7 +2242,7 @@
           <w:i w:val="0"/>
           <w:sz w:val="21"/>
         </w:rPr>
-        <w:t xml:space="preserve">  - Combined DSCR rises 1.56x -&gt; 5.20x across the plan; meaningful $250K cash equity injection</w:t>
+        <w:t xml:space="preserve">  - DSCR rises 3.59x -&gt; 11.94x across the plan; substantial $250K cash equity injection (33% of project)</w:t>
       </w:r>
     </w:p>
     <w:p>
@@ -2272,7 +2272,7 @@
           <w:i w:val="0"/>
           <w:sz w:val="21"/>
         </w:rPr>
-        <w:t xml:space="preserve">  - Carries two debt layers (SBA + seller note) in Years 1-3, compressing Year-1 coverage vs. a single-loan structure</w:t>
+        <w:t xml:space="preserve">  - Newco borrower with no operating history of its own (mitigated by the acquired agency's actuals and an experienced operator)</w:t>
       </w:r>
     </w:p>
     <w:p>
@@ -2452,7 +2452,7 @@
           <w:i w:val="0"/>
           <w:sz w:val="21"/>
         </w:rPr>
-        <w:t xml:space="preserve">  - Seller note ($300K, 36 mo) adds debt service in Years 1-3; coverage strengthens sharply once it retires</w:t>
+        <w:t xml:space="preserve">  - Front-loaded ramp costs before census stabilizes; mitigated by the $372K reserve and light single-loan debt service</w:t>
       </w:r>
     </w:p>
     <w:p>
@@ -3579,7 +3579,7 @@
           <w:i w:val="0"/>
           <w:sz w:val="21"/>
         </w:rPr>
-        <w:t>The transaction is the acquisition of Hickory Hospice LLC - an established, Medicare-certified hospice currently owned by Tracy Gleason and Ann Lozano - structured as a Medicare change of ownership (CHOW) by purchase of 100% of its membership interests. The purchase is seller-financed via a $300,000 note (36 months at 6%). Hickory's existing Medicare provider number, state license, and CHAP/ACHC accreditation carry over to Azalea, so the agency is billing-ready from day one rather than waiting on a new-provider 855A enrollment. Azalea files the CMS-855A change of ownership and updates banking, EMR, and insurance into the new ownership structure.</w:t>
+        <w:t>The transaction is the acquisition of Hickory Hospice LLC - an established, Medicare-certified hospice currently owned by Tracy Gleason and Ann Lozano - structured as a Medicare change of ownership (CHOW) by purchase of 100% of its membership interests. The $300,000 purchase price is paid in full at close from SBA proceeds and the equity injection (no retained seller note). Hickory's existing Medicare provider number, state license, and CHAP/ACHC accreditation carry over to Azalea, so the agency is billing-ready from day one rather than waiting on a new-provider 855A enrollment. Azalea files the CMS-855A change of ownership and updates banking, EMR, and insurance into the new ownership structure.</w:t>
       </w:r>
     </w:p>
     <w:p>
@@ -4061,7 +4061,7 @@
               <w:rPr>
                 <w:sz w:val="19"/>
               </w:rPr>
-              <w:t>Hickory Medicare license (CHOW)</w:t>
+              <w:t>Acquisition of Hickory (paid at close)</w:t>
             </w:r>
           </w:p>
         </w:tc>
@@ -4091,7 +4091,7 @@
               <w:rPr>
                 <w:sz w:val="19"/>
               </w:rPr>
-              <w:t>Hickory license seller note</w:t>
+              <w:t>Cash equity injection (Bullard)</w:t>
             </w:r>
           </w:p>
         </w:tc>
@@ -4105,7 +4105,7 @@
               <w:rPr>
                 <w:sz w:val="19"/>
               </w:rPr>
-              <w:t>$300,000</w:t>
+              <w:t>$250,000</w:t>
             </w:r>
           </w:p>
         </w:tc>
@@ -4149,7 +4149,6 @@
               <w:rPr>
                 <w:sz w:val="19"/>
               </w:rPr>
-              <w:t>Cash equity injection (Bullard)</w:t>
             </w:r>
           </w:p>
         </w:tc>
@@ -4163,7 +4162,6 @@
               <w:rPr>
                 <w:sz w:val="19"/>
               </w:rPr>
-              <w:t>$250,000</w:t>
             </w:r>
           </w:p>
         </w:tc>
@@ -4247,7 +4245,7 @@
               <w:rPr>
                 <w:sz w:val="19"/>
               </w:rPr>
-              <w:t>$672,000</w:t>
+              <w:t>$372,000</w:t>
             </w:r>
           </w:p>
         </w:tc>
@@ -4277,7 +4275,7 @@
               <w:rPr>
                 <w:sz w:val="19"/>
               </w:rPr>
-              <w:t>$1,050,000</w:t>
+              <w:t>$750,000</w:t>
             </w:r>
           </w:p>
         </w:tc>
@@ -4305,7 +4303,7 @@
               <w:rPr>
                 <w:sz w:val="19"/>
               </w:rPr>
-              <w:t>$1,050,000</w:t>
+              <w:t>$750,000</w:t>
             </w:r>
           </w:p>
         </w:tc>
@@ -4318,7 +4316,7 @@
           <w:i w:val="0"/>
           <w:sz w:val="21"/>
         </w:rPr>
-        <w:t>The license is seller-financed, so no cash leaves at close for the purchase - preserving the working-capital reserve. A $100,000 working-capital line at 10.5% APR is available and undrawn in the base case.</w:t>
+        <w:t>The seller is paid in full at close from SBA proceeds and the equity injection, so there is no retained seller note and the SBA loan is the only debt the business carries. The $250,000 injection is 33.3% of the $750,000 project.</w:t>
       </w:r>
     </w:p>
     <w:p>
@@ -4685,7 +4683,7 @@
               <w:rPr>
                 <w:sz w:val="19"/>
               </w:rPr>
-              <w:t>Seller note (Hickory license)</w:t>
+              <w:t>Seller</w:t>
             </w:r>
           </w:p>
         </w:tc>
@@ -4699,7 +4697,7 @@
               <w:rPr>
                 <w:sz w:val="19"/>
               </w:rPr>
-              <w:t>$300,000 - 6% - 36 mo - $9,126.58/mo</w:t>
+              <w:t>$300,000 paid in full at close (no retained note)</w:t>
             </w:r>
           </w:p>
         </w:tc>
@@ -4715,7 +4713,7 @@
               <w:rPr>
                 <w:sz w:val="19"/>
               </w:rPr>
-              <w:t>Equity / WC line</w:t>
+              <w:t>Equity injection</w:t>
             </w:r>
           </w:p>
         </w:tc>
@@ -4729,7 +4727,7 @@
               <w:rPr>
                 <w:sz w:val="19"/>
               </w:rPr>
-              <w:t>$250,000 / $100,000 @ 10.5%</w:t>
+              <w:t>$250,000 cash (33.3% of project)</w:t>
             </w:r>
           </w:p>
         </w:tc>
@@ -4805,7 +4803,7 @@
               <w:rPr>
                 <w:sz w:val="19"/>
               </w:rPr>
-              <w:t>Opening cash</w:t>
+              <w:t>Opening cash reserve</w:t>
             </w:r>
           </w:p>
         </w:tc>
@@ -4819,7 +4817,7 @@
               <w:rPr>
                 <w:sz w:val="19"/>
               </w:rPr>
-              <w:t>$672,000</w:t>
+              <w:t>$372,000</w:t>
             </w:r>
           </w:p>
         </w:tc>
@@ -5385,7 +5383,7 @@
               <w:rPr>
                 <w:sz w:val="19"/>
               </w:rPr>
-              <w:t>Interest (SBA + seller note)</w:t>
+              <w:t>Interest (SBA loan only)</w:t>
             </w:r>
           </w:p>
         </w:tc>
@@ -5399,7 +5397,7 @@
               <w:rPr>
                 <w:sz w:val="19"/>
               </w:rPr>
-              <w:t>$71,479</w:t>
+              <w:t>$56,038</w:t>
             </w:r>
           </w:p>
         </w:tc>
@@ -5413,7 +5411,7 @@
               <w:rPr>
                 <w:sz w:val="19"/>
               </w:rPr>
-              <w:t>$62,558</w:t>
+              <w:t>$52,604</w:t>
             </w:r>
           </w:p>
         </w:tc>
@@ -5427,7 +5425,7 @@
               <w:rPr>
                 <w:sz w:val="19"/>
               </w:rPr>
-              <w:t>$52,623</w:t>
+              <w:t>$48,754</w:t>
             </w:r>
           </w:p>
         </w:tc>
@@ -5515,7 +5513,7 @@
               <w:rPr>
                 <w:sz w:val="19"/>
               </w:rPr>
-              <w:t>$190,032</w:t>
+              <w:t>$205,473</w:t>
             </w:r>
           </w:p>
         </w:tc>
@@ -5529,7 +5527,7 @@
               <w:rPr>
                 <w:sz w:val="19"/>
               </w:rPr>
-              <w:t>$571,134</w:t>
+              <w:t>$581,088</w:t>
             </w:r>
           </w:p>
         </w:tc>
@@ -5543,7 +5541,7 @@
               <w:rPr>
                 <w:sz w:val="19"/>
               </w:rPr>
-              <w:t>$905,290</w:t>
+              <w:t>$909,160</w:t>
             </w:r>
           </w:p>
         </w:tc>
@@ -5639,7 +5637,7 @@
                 <w:b/>
                 <w:sz w:val="19"/>
               </w:rPr>
-              <w:t>DSCR (combined)</w:t>
+              <w:t>DSCR (SBA-only)</w:t>
             </w:r>
           </w:p>
         </w:tc>
@@ -5697,7 +5695,7 @@
               <w:rPr>
                 <w:sz w:val="19"/>
               </w:rPr>
-              <w:t>below floor - covered by reserve</w:t>
+              <w:t>covered by reserve</w:t>
             </w:r>
           </w:p>
         </w:tc>
@@ -5755,7 +5753,7 @@
               <w:rPr>
                 <w:sz w:val="19"/>
               </w:rPr>
-              <w:t>clears 1.25x</w:t>
+              <w:t>clears comfortably</w:t>
             </w:r>
           </w:p>
         </w:tc>
@@ -5813,7 +5811,7 @@
               <w:rPr>
                 <w:sz w:val="19"/>
               </w:rPr>
-              <w:t>clears 1.25x</w:t>
+              <w:t>clears comfortably</w:t>
             </w:r>
           </w:p>
         </w:tc>
@@ -5871,7 +5869,7 @@
               <w:rPr>
                 <w:sz w:val="19"/>
               </w:rPr>
-              <w:t>clears 1.25x</w:t>
+              <w:t>clears comfortably</w:t>
             </w:r>
           </w:p>
         </w:tc>
@@ -5884,7 +5882,7 @@
           <w:i w:val="0"/>
           <w:sz w:val="21"/>
         </w:rPr>
-        <w:t>DSCR here is on combined debt service (SBA loan + seller note = $16,156/month). Month 1 is the transition month (partial census at 12 ADC) and is fully absorbed by the $672K opening cash reserve; coverage clears the 1.25x floor on a sustained basis as census stabilizes around the validated ~22 ADC. On an annual basis Year 1 covers at 1.56x.</w:t>
+        <w:t>DSCR here is on SBA debt service alone ($7,029.77/month) - there is no seller note. Month 1 is the transition month (partial census at 12 ADC) and is absorbed by the $372K opening cash reserve; coverage clears the 1.25x floor with wide margin as census stabilizes around the validated ~22 ADC. On an annual basis Year 1 covers at 3.59x.</w:t>
       </w:r>
     </w:p>
     <w:p>
@@ -6099,7 +6097,7 @@
               <w:rPr>
                 <w:sz w:val="19"/>
               </w:rPr>
-              <w:t>Debt service - SBA</w:t>
+              <w:t>SBA debt service (only debt)</w:t>
             </w:r>
           </w:p>
         </w:tc>
@@ -6157,7 +6155,7 @@
               <w:rPr>
                 <w:sz w:val="19"/>
               </w:rPr>
-              <w:t>Debt service - seller note</w:t>
+              <w:t>DSCR (SBA-only)</w:t>
             </w:r>
           </w:p>
         </w:tc>
@@ -6171,7 +6169,7 @@
               <w:rPr>
                 <w:sz w:val="19"/>
               </w:rPr>
-              <w:t>$109,519</w:t>
+              <w:t>3.59x</w:t>
             </w:r>
           </w:p>
         </w:tc>
@@ -6185,7 +6183,7 @@
               <w:rPr>
                 <w:sz w:val="19"/>
               </w:rPr>
-              <w:t>$109,519</w:t>
+              <w:t>8.06x</w:t>
             </w:r>
           </w:p>
         </w:tc>
@@ -6199,7 +6197,7 @@
               <w:rPr>
                 <w:sz w:val="19"/>
               </w:rPr>
-              <w:t>$109,519</w:t>
+              <w:t>11.94x</w:t>
             </w:r>
           </w:p>
         </w:tc>
@@ -6215,7 +6213,7 @@
               <w:rPr>
                 <w:sz w:val="19"/>
               </w:rPr>
-              <w:t>Combined debt service</w:t>
+              <w:t>Net income</w:t>
             </w:r>
           </w:p>
         </w:tc>
@@ -6229,7 +6227,7 @@
               <w:rPr>
                 <w:sz w:val="19"/>
               </w:rPr>
-              <w:t>$193,876</w:t>
+              <w:t>$205,473</w:t>
             </w:r>
           </w:p>
         </w:tc>
@@ -6243,7 +6241,7 @@
               <w:rPr>
                 <w:sz w:val="19"/>
               </w:rPr>
-              <w:t>$193,876</w:t>
+              <w:t>$581,088</w:t>
             </w:r>
           </w:p>
         </w:tc>
@@ -6257,123 +6255,7 @@
               <w:rPr>
                 <w:sz w:val="19"/>
               </w:rPr>
-              <w:t>$193,876</w:t>
-            </w:r>
-          </w:p>
-        </w:tc>
-      </w:tr>
-      <w:tr>
-        <w:tc>
-          <w:tcPr>
-            <w:tcW w:type="dxa" w:w="3744"/>
-          </w:tcPr>
-          <w:p>
-            <w:r/>
-            <w:r>
-              <w:rPr>
-                <w:sz w:val="19"/>
-              </w:rPr>
-              <w:t>Combined DSCR</w:t>
-            </w:r>
-          </w:p>
-        </w:tc>
-        <w:tc>
-          <w:tcPr>
-            <w:tcW w:type="dxa" w:w="2016"/>
-          </w:tcPr>
-          <w:p>
-            <w:r/>
-            <w:r>
-              <w:rPr>
-                <w:sz w:val="19"/>
-              </w:rPr>
-              <w:t>1.56x</w:t>
-            </w:r>
-          </w:p>
-        </w:tc>
-        <w:tc>
-          <w:tcPr>
-            <w:tcW w:type="dxa" w:w="2016"/>
-          </w:tcPr>
-          <w:p>
-            <w:r/>
-            <w:r>
-              <w:rPr>
-                <w:sz w:val="19"/>
-              </w:rPr>
-              <w:t>3.50x</w:t>
-            </w:r>
-          </w:p>
-        </w:tc>
-        <w:tc>
-          <w:tcPr>
-            <w:tcW w:type="dxa" w:w="2016"/>
-          </w:tcPr>
-          <w:p>
-            <w:r/>
-            <w:r>
-              <w:rPr>
-                <w:sz w:val="19"/>
-              </w:rPr>
-              <w:t>5.20x</w:t>
-            </w:r>
-          </w:p>
-        </w:tc>
-      </w:tr>
-      <w:tr>
-        <w:tc>
-          <w:tcPr>
-            <w:tcW w:type="dxa" w:w="3744"/>
-          </w:tcPr>
-          <w:p>
-            <w:r/>
-            <w:r>
-              <w:rPr>
-                <w:sz w:val="19"/>
-              </w:rPr>
-              <w:t>Net income</w:t>
-            </w:r>
-          </w:p>
-        </w:tc>
-        <w:tc>
-          <w:tcPr>
-            <w:tcW w:type="dxa" w:w="2016"/>
-          </w:tcPr>
-          <w:p>
-            <w:r/>
-            <w:r>
-              <w:rPr>
-                <w:sz w:val="19"/>
-              </w:rPr>
-              <w:t>$190,032</w:t>
-            </w:r>
-          </w:p>
-        </w:tc>
-        <w:tc>
-          <w:tcPr>
-            <w:tcW w:type="dxa" w:w="2016"/>
-          </w:tcPr>
-          <w:p>
-            <w:r/>
-            <w:r>
-              <w:rPr>
-                <w:sz w:val="19"/>
-              </w:rPr>
-              <w:t>$571,134</w:t>
-            </w:r>
-          </w:p>
-        </w:tc>
-        <w:tc>
-          <w:tcPr>
-            <w:tcW w:type="dxa" w:w="2016"/>
-          </w:tcPr>
-          <w:p>
-            <w:r/>
-            <w:r>
-              <w:rPr>
-                <w:sz w:val="19"/>
-              </w:rPr>
-              <w:t>$905,290</w:t>
+              <w:t>$909,160</w:t>
             </w:r>
           </w:p>
         </w:tc>
@@ -6386,7 +6268,7 @@
           <w:i w:val="0"/>
           <w:sz w:val="21"/>
         </w:rPr>
-        <w:t>Global 3-year combined DSCR: 3.42x (vs. 1.25x floor). Combined debt service is $16,156/month ($193,876/year): SBA 7(a) $7,029.77/mo plus the seller note $9,126.58/mo. The operation clears the 1.25x floor on an annual basis in every year, and combined coverage rises sharply as census builds - springing to roughly 12x on the SBA loan alone once the seller note retires at the end of Year 3. Break-even is approximately 16 ADC, below the validated opening census of ~22 ADC, so the operation is profitable on the opening book.</w:t>
+        <w:t>Global 3-year DSCR: 7.86x (vs. 1.25x floor). Because the seller is paid in full at close, the SBA loan ($7,029.77/mo, $84,357/yr) is the only debt the business carries, so coverage is strong from Year 1 and rises as census builds. Break-even is approximately 16 ADC, below the validated opening census of ~22 ADC, so the operation is profitable on the opening book.</w:t>
       </w:r>
     </w:p>
     <w:p>
@@ -6396,7 +6278,7 @@
           <w:color w:val="1F3864"/>
           <w:sz w:val="23"/>
         </w:rPr>
-        <w:t>11.7 Stress tests (Year-2 steady state, combined debt service, floor 1.25x)</w:t>
+        <w:t>11.7 Stress tests (Year-2 steady state, SBA-only debt service, floor 1.25x)</w:t>
       </w:r>
     </w:p>
     <w:tbl>
@@ -6543,7 +6425,7 @@
               <w:rPr>
                 <w:sz w:val="19"/>
               </w:rPr>
-              <w:t>3.50x</w:t>
+              <w:t>8.06x</w:t>
             </w:r>
           </w:p>
         </w:tc>
@@ -6615,7 +6497,7 @@
               <w:rPr>
                 <w:sz w:val="19"/>
               </w:rPr>
-              <w:t>~1.01x</w:t>
+              <w:t>~2.33x</w:t>
             </w:r>
           </w:p>
         </w:tc>
@@ -6629,7 +6511,7 @@
               <w:rPr>
                 <w:sz w:val="19"/>
               </w:rPr>
-              <w:t>Marginal</w:t>
+              <w:t>Yes</w:t>
             </w:r>
           </w:p>
         </w:tc>
@@ -6759,7 +6641,7 @@
               <w:rPr>
                 <w:sz w:val="19"/>
               </w:rPr>
-              <w:t>2.63x</w:t>
+              <w:t>6.06x</w:t>
             </w:r>
           </w:p>
         </w:tc>
@@ -6831,7 +6713,7 @@
               <w:rPr>
                 <w:sz w:val="19"/>
               </w:rPr>
-              <w:t>~0.14x</w:t>
+              <w:t>~0.33x</w:t>
             </w:r>
           </w:p>
         </w:tc>
@@ -6858,7 +6740,7 @@
           <w:i w:val="0"/>
           <w:sz w:val="21"/>
         </w:rPr>
-        <w:t>Reading the stress tests - honest framing. This is a deliberately severe static sensitivity: revenue and variable costs scale with the census shock, but the full Year-2 salaried roster is held constant and both debt layers are carried simultaneously. On this basis the base case covers at 3.50x and a +10% wage shock still clears at 2.63x, but a sustained 20% census shortfall lands only marginally at ~1.01x and the severe combined case does not clear. Three points matter for the credit: (1) the roster is census-driven - the capacity RN/CNA and core-IDG hires only load in as ADC crosses their triggers, so a 20-35% lower census would carry a materially lighter cost base than this static test assumes; (2) the binding variable is census, which is why opening census is the validated ~22 ADC book (break-even ~16 ADC) grown by an experienced team's referral pipeline, not a cold start; and (3) liquidity is the core protection - the $672K opening reserve and the undrawn $100K working-capital line cover timing shortfalls, and the seller note retires after Year 3, lifting SBA-only coverage dramatically. A detailed Year-1 single-factor and combined sensitivity is provided in the separate DSCR Sensitivity / Stress-Test memorandum.</w:t>
+        <w:t>Reading the stress tests. Because the seller is paid at close, debt service is the SBA loan alone ($84,357), and Year-2 coverage absorbs a great deal: the base case covers at 8.06x, a sustained 20% census drop still clears at ~2.33x, and a 10% wage spike clears at 6.06x. Only the extreme cases fail - a 35% census collapse turns EBITDA negative, and a severe combined shock (-20% census AND +10% wages, full roster held constant) does not cover. Even these understate resilience: (1) the roster is census-driven, so a 20-35% lower census carries a lighter cost base than the static test assumes; (2) the binding variable is census, which is why opening census is the validated ~22 ADC book (break-even ~16 ADC), not a cold start; and (3) the $372K reserve bridges timing shortfalls. A detailed Year-1 single-factor and combined sensitivity is in the separate DSCR Sensitivity / Stress-Test memorandum.</w:t>
       </w:r>
     </w:p>
     <w:p>
@@ -6903,7 +6785,7 @@
           <w:i w:val="0"/>
           <w:sz w:val="21"/>
         </w:rPr>
-        <w:t>The dominant risks are the dual debt load (SBA + seller note in Years 1-3) and the census ramp - both mitigated by validated, benchmarked economics, a CHOW that keeps the agency billing from day one, and a deliberately over-capitalized structure relative to operating need.</w:t>
+        <w:t>The dominant risks are the newco's lack of operating history and the census ramp - both mitigated by validated, benchmarked economics, a CHOW that keeps the agency billing from day one, an experienced operator, and a well-capitalized single-loan structure (seller paid at close).</w:t>
       </w:r>
     </w:p>
     <w:tbl>
@@ -6992,7 +6874,7 @@
               <w:rPr>
                 <w:sz w:val="19"/>
               </w:rPr>
-              <w:t>Dual debt service (Yrs 1-3)</w:t>
+              <w:t>Debt service / coverage</w:t>
             </w:r>
           </w:p>
         </w:tc>
@@ -7006,26 +6888,26 @@
               <w:rPr>
                 <w:sz w:val="19"/>
               </w:rPr>
+              <w:t>Low</w:t>
+            </w:r>
+          </w:p>
+        </w:tc>
+        <w:tc>
+          <w:tcPr>
+            <w:tcW w:type="dxa" w:w="864"/>
+          </w:tcPr>
+          <w:p>
+            <w:r/>
+            <w:r>
+              <w:rPr>
+                <w:sz w:val="19"/>
+              </w:rPr>
               <w:t>Med</w:t>
             </w:r>
           </w:p>
         </w:tc>
         <w:tc>
           <w:tcPr>
-            <w:tcW w:type="dxa" w:w="864"/>
-          </w:tcPr>
-          <w:p>
-            <w:r/>
-            <w:r>
-              <w:rPr>
-                <w:sz w:val="19"/>
-              </w:rPr>
-              <w:t>Med</w:t>
-            </w:r>
-          </w:p>
-        </w:tc>
-        <w:tc>
-          <w:tcPr>
             <w:tcW w:type="dxa" w:w="5184"/>
           </w:tcPr>
           <w:p>
@@ -7034,7 +6916,7 @@
               <w:rPr>
                 <w:sz w:val="19"/>
               </w:rPr>
-              <w:t>Combined DSCR clears the 1.25x floor annually and rises 1.56x -&gt; 5.20x; seller note retires after Year 3, lifting SBA-only coverage to ~12x</w:t>
+              <w:t>Seller paid at close, so the SBA loan is the only debt; DSCR clears the 1.25x floor annually and rises 3.59x -&gt; 11.94x (global 7.86x)</w:t>
             </w:r>
           </w:p>
         </w:tc>
@@ -7092,7 +6974,7 @@
               <w:rPr>
                 <w:sz w:val="19"/>
               </w:rPr>
-              <w:t>CHOW preserves the provider number (billing-ready day one); $672K reserve + $100K line fund any claims-processing pause</w:t>
+              <w:t>CHOW preserves the provider number (billing-ready day one); $372K reserve funds any claims-processing pause; only SBA debt service to cover</w:t>
             </w:r>
           </w:p>
         </w:tc>
@@ -7208,7 +7090,7 @@
               <w:rPr>
                 <w:sz w:val="19"/>
               </w:rPr>
-              <w:t>+10% wage shock holds at 2.63x in Year 2; 3% merit modeled; PRN pool buffers</w:t>
+              <w:t>+10% wage shock holds at 6.06x in Year 2; 3% merit modeled; PRN pool buffers</w:t>
             </w:r>
           </w:p>
         </w:tc>
@@ -7382,7 +7264,65 @@
               <w:rPr>
                 <w:sz w:val="19"/>
               </w:rPr>
-              <w:t>$100K on deposit; balance committed by 7/31; SBA disbursement sequenced after full injection per SOP 50 10 8</w:t>
+              <w:t>$100K on deposit; balance committed; SBA disbursement sequenced after full injection per SOP 50 10 8</w:t>
+            </w:r>
+          </w:p>
+        </w:tc>
+      </w:tr>
+      <w:tr>
+        <w:tc>
+          <w:tcPr>
+            <w:tcW w:type="dxa" w:w="2448"/>
+          </w:tcPr>
+          <w:p>
+            <w:r/>
+            <w:r>
+              <w:rPr>
+                <w:sz w:val="19"/>
+              </w:rPr>
+              <w:t>Newco / no operating history</w:t>
+            </w:r>
+          </w:p>
+        </w:tc>
+        <w:tc>
+          <w:tcPr>
+            <w:tcW w:type="dxa" w:w="864"/>
+          </w:tcPr>
+          <w:p>
+            <w:r/>
+            <w:r>
+              <w:rPr>
+                <w:sz w:val="19"/>
+              </w:rPr>
+              <w:t>Med</w:t>
+            </w:r>
+          </w:p>
+        </w:tc>
+        <w:tc>
+          <w:tcPr>
+            <w:tcW w:type="dxa" w:w="864"/>
+          </w:tcPr>
+          <w:p>
+            <w:r/>
+            <w:r>
+              <w:rPr>
+                <w:sz w:val="19"/>
+              </w:rPr>
+              <w:t>Med</w:t>
+            </w:r>
+          </w:p>
+        </w:tc>
+        <w:tc>
+          <w:tcPr>
+            <w:tcW w:type="dxa" w:w="5184"/>
+          </w:tcPr>
+          <w:p>
+            <w:r/>
+            <w:r>
+              <w:rPr>
+                <w:sz w:val="19"/>
+              </w:rPr>
+              <w:t>Acquires an established billing-ready agency benchmarked to actual collections; operator has 10+ years of hospice ownership; 33% equity injection</w:t>
             </w:r>
           </w:p>
         </w:tc>
@@ -7395,7 +7335,7 @@
           <w:i w:val="0"/>
           <w:sz w:val="21"/>
         </w:rPr>
-        <w:t>The credit's core protection is liquidity, not optimism: $672,000 of opening cash and an undrawn $100,000 line keep Azalea solvent through the modeled scenarios - even while carrying both the SBA loan and the seller note at once.</w:t>
+        <w:t>The credit's core protection is liquidity and a clean structure: a $372,000 opening reserve plus a single SBA loan (the seller is paid at close, so there is no second debt layer) keep Azalea solvent and well-covered through the modeled scenarios.</w:t>
       </w:r>
     </w:p>
     <w:p>
@@ -7727,7 +7667,7 @@
               <w:rPr>
                 <w:sz w:val="19"/>
               </w:rPr>
-              <w:t>Census builds toward ~24 ADC; combined DSCR &gt; 1.25x</w:t>
+              <w:t>Census builds toward ~24 ADC; DSCR well above 1.25x</w:t>
             </w:r>
           </w:p>
         </w:tc>
@@ -7771,7 +7711,7 @@
               <w:rPr>
                 <w:sz w:val="19"/>
               </w:rPr>
-              <w:t>Capacity hires triggered by ADC; census to ~54 ADC; coverage rises to ~5x</w:t>
+              <w:t>Capacity hires triggered by ADC; census to ~54 ADC; coverage rises above 10x</w:t>
             </w:r>
           </w:p>
         </w:tc>
@@ -7808,7 +7748,7 @@
           <w:i w:val="0"/>
           <w:sz w:val="21"/>
         </w:rPr>
-        <w:t>Azalea is a well-structured SBA 7(a) opportunity: the CHOW acquisition and relaunch of an established, Medicare-certified hospice on validated economics, led by an experienced local team. The credit rests on three verifiable points: (1) the acquired book's actual operating results, which the opening steady-state model reconciles to within ~2%; (2) a base case whose combined DSCR clears the 1.25x floor and strengthens every year (1.56x -&gt; 3.50x -&gt; 5.20x; global 3.42x); and (3) a deliberately over-capitalized structure - $250K cash equity, $300K of seller risk retained in the note, and a $672K opening reserve - that keeps liquidity intact through stress scenarios, with the working-capital line never drawn in the base case. The binding risk is a sustained census shortfall, mitigated by a validated opening book above break-even, a census-driven cost structure, and substantial liquidity.</w:t>
+        <w:t>Azalea is a well-structured SBA 7(a) opportunity: the startup CHOW acquisition and relaunch of an established, Medicare-certified hospice on validated economics, led by an operator with 10+ years of hospice ownership. The credit rests on three verifiable points: (1) the acquired book's actual operating results, which the opening steady-state model reconciles to within ~2%; (2) a base case whose DSCR clears the 1.25x floor and strengthens every year (3.59x -&gt; 8.06x -&gt; 11.94x; global 7.86x), because the seller is paid at close and the SBA loan is the only debt; and (3) a well-capitalized structure - $250K cash equity (33% of project) and a $372K opening reserve - that keeps liquidity intact through stress scenarios. The binding risk is a sustained census shortfall, mitigated by a validated opening book above break-even, a census-driven cost structure, and substantial liquidity.</w:t>
       </w:r>
     </w:p>
     <w:p>

--- a/sba_application/03_business_plan/Azalea_SBA_Business_Plan_Rev5.00.docx
+++ b/sba_application/03_business_plan/Azalea_SBA_Business_Plan_Rev5.00.docx
@@ -178,7 +178,7 @@
               <w:rPr>
                 <w:sz w:val="19"/>
               </w:rPr>
-              <w:t>$500,000</w:t>
+              <w:t>$555,000</w:t>
             </w:r>
           </w:p>
         </w:tc>
@@ -236,7 +236,7 @@
               <w:rPr>
                 <w:sz w:val="19"/>
               </w:rPr>
-              <w:t>$500K SBA + $250K equity; seller paid in full at close</w:t>
+              <w:t>$555K SBA + $195K equity; seller paid in full at close</w:t>
             </w:r>
           </w:p>
         </w:tc>
@@ -310,7 +310,7 @@
               <w:rPr>
                 <w:sz w:val="19"/>
               </w:rPr>
-              <w:t>7.86x</w:t>
+              <w:t>7.08x</w:t>
             </w:r>
           </w:p>
         </w:tc>
@@ -354,7 +354,7 @@
               <w:rPr>
                 <w:sz w:val="19"/>
               </w:rPr>
-              <w:t>$250,000</w:t>
+              <w:t>$195,000</w:t>
             </w:r>
           </w:p>
         </w:tc>
@@ -368,7 +368,7 @@
               <w:rPr>
                 <w:sz w:val="19"/>
               </w:rPr>
-              <w:t>33.3% of project - 3.3x the 10% SOP 50 10 8 minimum</w:t>
+              <w:t>26.0% of project - 2.6x the 10% SOP 50 10 8 minimum</w:t>
             </w:r>
           </w:p>
         </w:tc>
@@ -417,7 +417,7 @@
           <w:i w:val="0"/>
           <w:sz w:val="21"/>
         </w:rPr>
-        <w:t>Tyler Hospice Hold, LLC requests a $500,000 SBA 7(a) loan to acquire and relaunch Hickory Hospice LLC - an established, Medicare-certified hospice - as Azalea Hospice &amp; Palliative Care. The agency's existing Medicare-certified provider number is acquired through a change of ownership (CHOW) for $300,000 paid in full at close from SBA proceeds and the equity injection - no retained seller note - giving Azalea immediate, billing-ready capability with no new-enrollment delay. The loan is paired with a $250,000 cash equity injection, for a total project of $750,000. Because the seller is paid at close, the SBA loan is the only debt the business carries.</w:t>
+        <w:t>Tyler Hospice Hold, LLC requests a $555,000 SBA 7(a) loan to acquire and relaunch Hickory Hospice LLC - an established, Medicare-certified hospice - as Azalea Hospice &amp; Palliative Care. The agency's existing Medicare-certified provider number is acquired through a change of ownership (CHOW) for $300,000 paid in full at close from SBA proceeds and the equity injection - no retained seller note - giving Azalea immediate, billing-ready capability with no new-enrollment delay. The loan is paired with a $195,000 cash equity injection, for a total project of $750,000. Because the seller is paid at close, the SBA loan is the only debt the business carries.</w:t>
       </w:r>
     </w:p>
     <w:p>
@@ -859,7 +859,7 @@
               <w:rPr>
                 <w:sz w:val="19"/>
               </w:rPr>
-              <w:t>$205,473</w:t>
+              <w:t>$199,308</w:t>
             </w:r>
           </w:p>
         </w:tc>
@@ -873,7 +873,7 @@
               <w:rPr>
                 <w:sz w:val="19"/>
               </w:rPr>
-              <w:t>$581,088</w:t>
+              <w:t>$574,951</w:t>
             </w:r>
           </w:p>
         </w:tc>
@@ -887,7 +887,7 @@
               <w:rPr>
                 <w:sz w:val="19"/>
               </w:rPr>
-              <w:t>$909,160</w:t>
+              <w:t>$903,362</w:t>
             </w:r>
           </w:p>
         </w:tc>
@@ -975,7 +975,7 @@
               <w:rPr>
                 <w:sz w:val="19"/>
               </w:rPr>
-              <w:t>3.59x</w:t>
+              <w:t>3.23x</w:t>
             </w:r>
           </w:p>
         </w:tc>
@@ -989,7 +989,7 @@
               <w:rPr>
                 <w:sz w:val="19"/>
               </w:rPr>
-              <w:t>8.06x</w:t>
+              <w:t>7.26x</w:t>
             </w:r>
           </w:p>
         </w:tc>
@@ -1003,7 +1003,7 @@
               <w:rPr>
                 <w:sz w:val="19"/>
               </w:rPr>
-              <w:t>11.94x</w:t>
+              <w:t>10.76x</w:t>
             </w:r>
           </w:p>
         </w:tc>
@@ -1016,7 +1016,7 @@
           <w:i w:val="0"/>
           <w:sz w:val="21"/>
         </w:rPr>
-        <w:t>The operation is EBITDA-positive from early in the ramp. Because the seller is paid in full at close, the SBA loan is the only debt: against SBA debt service of $84,357/yr, the model clears a global 3-year DSCR of 7.86x - far above the 1.25x floor - and strengthens each year (3.59x -&gt; 8.06x -&gt; 11.94x). The $372,000 opening reserve keeps minimum cash well above the $25,000 floor through the ramp, and with only ~$7,030/mo of debt service the reserve stretches comfortably.</w:t>
+        <w:t>The operation is EBITDA-positive from early in the ramp. Because the seller is paid in full at close, the SBA loan is the only debt: against SBA debt service of $93,637/yr, the model clears a global 3-year DSCR of 7.08x - far above the 1.25x floor - and strengthens each year (3.23x -&gt; 7.26x -&gt; 10.76x). The $372,000 opening reserve keeps minimum cash well above the $25,000 floor through the ramp, and with only ~$7,030/mo of debt service the reserve stretches comfortably.</w:t>
       </w:r>
     </w:p>
     <w:p>
@@ -1192,7 +1192,7 @@
               <w:rPr>
                 <w:sz w:val="19"/>
               </w:rPr>
-              <w:t>19.9%</w:t>
+              <w:t>19.5%</w:t>
             </w:r>
           </w:p>
         </w:tc>
@@ -1206,7 +1206,7 @@
               <w:rPr>
                 <w:sz w:val="19"/>
               </w:rPr>
-              <w:t>Passive minority investor - $250,000 cash capital contribution; protective minority rights only, no operational control; under 20%, no guaranty</w:t>
+              <w:t>Passive minority investor - $195,000 cash capital contribution; protective minority rights only, no operational control; under 20%, no guaranty</w:t>
             </w:r>
           </w:p>
         </w:tc>
@@ -1368,7 +1368,7 @@
               <w:rPr>
                 <w:sz w:val="19"/>
               </w:rPr>
-              <w:t>0.3%</w:t>
+              <w:t>0.7%</w:t>
             </w:r>
           </w:p>
         </w:tc>
@@ -1405,7 +1405,7 @@
           <w:i w:val="0"/>
           <w:sz w:val="21"/>
         </w:rPr>
-        <w:t>The $750,000 project is funded by the $500,000 SBA 7(a) loan and a $250,000 cash equity injection contributed by investor James E. Bullard in exchange for a direct 19.9% membership interest. The $300,000 acquisition price is paid in full at close from these sources - there is no retained seller note, so the SBA loan is the only debt the business carries. The injection equals 33.3% of total project cost - more than triple the 10% minimum required under SBA SOP 50 10 8 and above the ~30% down typically warranted for a startup. Mr. Bullard's funds are his own savings (non-borrowed), verified by his bank statements; $100,000 was wired on May 7, 2026 and the balance follows on a committed schedule. Because he holds less than 20% and exercises no operational control, no personal guaranty is required of him (13 CFR 120.160). The Managing Member (Geoff Schackmann, via Adeline &amp; Lilah, LLC) is the sole 20%+ owner and provides the SBA personal guaranty.</w:t>
+        <w:t>The $750,000 project is funded by the $555,000 SBA 7(a) loan and a $195,000 cash equity injection contributed by investor James E. Bullard in exchange for a direct 19.5% membership interest. The $300,000 acquisition price is paid in full at close from these sources - there is no retained seller note, so the SBA loan is the only debt the business carries. The injection equals 26.0% of total project cost - 2.6 times the 10% minimum required under SBA SOP 50 10 8, though below the ~30% down some startup lenders prefer. Mr. Bullard's funds are his own savings (non-borrowed), verified by his bank statements; $100,000 was wired on May 7, 2026 and the balance follows on a committed schedule. Because he holds less than 20% and exercises no operational control, no personal guaranty is required of him (13 CFR 120.160). The Managing Member (Geoff Schackmann, via Adeline &amp; Lilah, LLC) is the sole 20%+ owner and provides the SBA personal guaranty.</w:t>
       </w:r>
     </w:p>
     <w:p>
@@ -2242,7 +2242,7 @@
           <w:i w:val="0"/>
           <w:sz w:val="21"/>
         </w:rPr>
-        <w:t xml:space="preserve">  - DSCR rises 3.59x -&gt; 11.94x across the plan; substantial $250K cash equity injection (33% of project)</w:t>
+        <w:t xml:space="preserve">  - DSCR rises 3.23x -&gt; 10.76x across the plan; substantial $195K cash equity injection (33% of project)</w:t>
       </w:r>
     </w:p>
     <w:p>
@@ -3312,7 +3312,7 @@
               <w:rPr>
                 <w:sz w:val="19"/>
               </w:rPr>
-              <w:t>19.9%</w:t>
+              <w:t>19.5%</w:t>
             </w:r>
           </w:p>
         </w:tc>
@@ -3544,7 +3544,7 @@
           <w:i w:val="0"/>
           <w:sz w:val="21"/>
         </w:rPr>
-        <w:t>James E. Bullard is a passive minority investor holding a 19.9% membership interest acquired for a $250,000 cash capital contribution (his own savings). He holds customary protective minority rights (information rights, anti-dilution with a 19.9% floor, voting on a defined set of fundamental Reserved Matters, and tag-along rights) but has no management authority, no operational or clinical role, and no signing power. His consent is not required for SBA-loan actions, and his buy-sell rights are suspended while the SBA loan is outstanding. As a sub-20% non-controlling member, he provides no SBA personal guaranty (13 CFR 120.160).</w:t>
+        <w:t>James E. Bullard is a passive minority investor holding a 19.5% membership interest acquired for a $195,000 cash capital contribution (his own savings). He holds customary protective minority rights (information rights, anti-dilution with a 19.5% floor, voting on a defined set of fundamental Reserved Matters, and tag-along rights) but has no management authority, no operational or clinical role, and no signing power. His consent is not required for SBA-loan actions, and his buy-sell rights are suspended while the SBA loan is outstanding. As a sub-20% non-controlling member, he provides no SBA personal guaranty (13 CFR 120.160).</w:t>
       </w:r>
     </w:p>
     <w:p>
@@ -3730,7 +3730,7 @@
               <w:rPr>
                 <w:sz w:val="19"/>
               </w:rPr>
-              <w:t>Bullard funds the $250,000 in three tranches ($100K received 5/7/2026; balance by 7/31/2026)</w:t>
+              <w:t>Bullard funds the $195,000 in two tranches ($100K received 5/7/2026; balance by 7/31/2026)</w:t>
             </w:r>
           </w:p>
         </w:tc>
@@ -3919,7 +3919,7 @@
           <w:i/>
           <w:sz w:val="19"/>
         </w:rPr>
-        <w:t>SBA disbursement is sequenced to occur with the full $250,000 equity injection on deposit, in compliance with SOP 50 10 8.</w:t>
+        <w:t>SBA disbursement is sequenced to occur with the full $195,000 equity injection on deposit, in compliance with SOP 50 10 8.</w:t>
       </w:r>
     </w:p>
     <w:p>
@@ -4047,7 +4047,7 @@
               <w:rPr>
                 <w:sz w:val="19"/>
               </w:rPr>
-              <w:t>$500,000</w:t>
+              <w:t>$555,000</w:t>
             </w:r>
           </w:p>
         </w:tc>
@@ -4105,7 +4105,7 @@
               <w:rPr>
                 <w:sz w:val="19"/>
               </w:rPr>
-              <w:t>$250,000</w:t>
+              <w:t>$195,000</w:t>
             </w:r>
           </w:p>
         </w:tc>
@@ -4316,7 +4316,7 @@
           <w:i w:val="0"/>
           <w:sz w:val="21"/>
         </w:rPr>
-        <w:t>The seller is paid in full at close from SBA proceeds and the equity injection, so there is no retained seller note and the SBA loan is the only debt the business carries. The $250,000 injection is 33.3% of the $750,000 project.</w:t>
+        <w:t>The seller is paid in full at close from SBA proceeds and the equity injection, so there is no retained seller note and the SBA loan is the only debt the business carries. The $195,000 injection is 26.0% of the $750,000 project.</w:t>
       </w:r>
     </w:p>
     <w:p>
@@ -4667,7 +4667,7 @@
               <w:rPr>
                 <w:sz w:val="19"/>
               </w:rPr>
-              <w:t>$500,000 - 11.5% APR - 120 mo - $7,029.77/mo</w:t>
+              <w:t>$555,000 - 11.5% APR - 120 mo - $7,803.05/mo</w:t>
             </w:r>
           </w:p>
         </w:tc>
@@ -4727,7 +4727,7 @@
               <w:rPr>
                 <w:sz w:val="19"/>
               </w:rPr>
-              <w:t>$250,000 cash (33.3% of project)</w:t>
+              <w:t>$195,000 cash (26.0% of project)</w:t>
             </w:r>
           </w:p>
         </w:tc>
@@ -5513,7 +5513,7 @@
               <w:rPr>
                 <w:sz w:val="19"/>
               </w:rPr>
-              <w:t>$205,473</w:t>
+              <w:t>$199,308</w:t>
             </w:r>
           </w:p>
         </w:tc>
@@ -5527,7 +5527,7 @@
               <w:rPr>
                 <w:sz w:val="19"/>
               </w:rPr>
-              <w:t>$581,088</w:t>
+              <w:t>$574,951</w:t>
             </w:r>
           </w:p>
         </w:tc>
@@ -5541,7 +5541,7 @@
               <w:rPr>
                 <w:sz w:val="19"/>
               </w:rPr>
-              <w:t>$909,160</w:t>
+              <w:t>$903,362</w:t>
             </w:r>
           </w:p>
         </w:tc>
@@ -5882,7 +5882,7 @@
           <w:i w:val="0"/>
           <w:sz w:val="21"/>
         </w:rPr>
-        <w:t>DSCR here is on SBA debt service alone ($7,029.77/month) - there is no seller note. Month 1 is the transition month (partial census at 12 ADC) and is absorbed by the $372K opening cash reserve; coverage clears the 1.25x floor with wide margin as census stabilizes around the validated ~22 ADC. On an annual basis Year 1 covers at 3.59x.</w:t>
+        <w:t>DSCR here is on SBA debt service alone ($7,803.05/month) - there is no seller note. Month 1 is the transition month (partial census at 12 ADC) and is absorbed by the $372K opening cash reserve; coverage clears the 1.25x floor with wide margin as census stabilizes around the validated ~22 ADC. On an annual basis Year 1 covers at 3.23x.</w:t>
       </w:r>
     </w:p>
     <w:p>
@@ -6111,7 +6111,7 @@
               <w:rPr>
                 <w:sz w:val="19"/>
               </w:rPr>
-              <w:t>$84,357</w:t>
+              <w:t>$93,637</w:t>
             </w:r>
           </w:p>
         </w:tc>
@@ -6125,7 +6125,7 @@
               <w:rPr>
                 <w:sz w:val="19"/>
               </w:rPr>
-              <w:t>$84,357</w:t>
+              <w:t>$93,637</w:t>
             </w:r>
           </w:p>
         </w:tc>
@@ -6139,7 +6139,7 @@
               <w:rPr>
                 <w:sz w:val="19"/>
               </w:rPr>
-              <w:t>$84,357</w:t>
+              <w:t>$93,637</w:t>
             </w:r>
           </w:p>
         </w:tc>
@@ -6169,7 +6169,7 @@
               <w:rPr>
                 <w:sz w:val="19"/>
               </w:rPr>
-              <w:t>3.59x</w:t>
+              <w:t>3.23x</w:t>
             </w:r>
           </w:p>
         </w:tc>
@@ -6183,7 +6183,7 @@
               <w:rPr>
                 <w:sz w:val="19"/>
               </w:rPr>
-              <w:t>8.06x</w:t>
+              <w:t>7.26x</w:t>
             </w:r>
           </w:p>
         </w:tc>
@@ -6197,7 +6197,7 @@
               <w:rPr>
                 <w:sz w:val="19"/>
               </w:rPr>
-              <w:t>11.94x</w:t>
+              <w:t>10.76x</w:t>
             </w:r>
           </w:p>
         </w:tc>
@@ -6227,7 +6227,7 @@
               <w:rPr>
                 <w:sz w:val="19"/>
               </w:rPr>
-              <w:t>$205,473</w:t>
+              <w:t>$199,308</w:t>
             </w:r>
           </w:p>
         </w:tc>
@@ -6241,7 +6241,7 @@
               <w:rPr>
                 <w:sz w:val="19"/>
               </w:rPr>
-              <w:t>$581,088</w:t>
+              <w:t>$574,951</w:t>
             </w:r>
           </w:p>
         </w:tc>
@@ -6255,7 +6255,7 @@
               <w:rPr>
                 <w:sz w:val="19"/>
               </w:rPr>
-              <w:t>$909,160</w:t>
+              <w:t>$903,362</w:t>
             </w:r>
           </w:p>
         </w:tc>
@@ -6268,7 +6268,7 @@
           <w:i w:val="0"/>
           <w:sz w:val="21"/>
         </w:rPr>
-        <w:t>Global 3-year DSCR: 7.86x (vs. 1.25x floor). Because the seller is paid in full at close, the SBA loan ($7,029.77/mo, $84,357/yr) is the only debt the business carries, so coverage is strong from Year 1 and rises as census builds. Break-even is approximately 16 ADC, below the validated opening census of ~22 ADC, so the operation is profitable on the opening book.</w:t>
+        <w:t>Global 3-year DSCR: 7.08x (vs. 1.25x floor). Because the seller is paid in full at close, the SBA loan ($7,803.05/mo, $93,637/yr) is the only debt the business carries, so coverage is strong from Year 1 and rises as census builds. Break-even is approximately 16 ADC, below the validated opening census of ~22 ADC, so the operation is profitable on the opening book.</w:t>
       </w:r>
     </w:p>
     <w:p>
@@ -6425,7 +6425,7 @@
               <w:rPr>
                 <w:sz w:val="19"/>
               </w:rPr>
-              <w:t>8.06x</w:t>
+              <w:t>7.26x</w:t>
             </w:r>
           </w:p>
         </w:tc>
@@ -6740,7 +6740,7 @@
           <w:i w:val="0"/>
           <w:sz w:val="21"/>
         </w:rPr>
-        <w:t>Reading the stress tests. Because the seller is paid at close, debt service is the SBA loan alone ($84,357), and Year-2 coverage absorbs a great deal: the base case covers at 8.06x, a sustained 20% census drop still clears at ~2.33x, and a 10% wage spike clears at 6.06x. Only the extreme cases fail - a 35% census collapse turns EBITDA negative, and a severe combined shock (-20% census AND +10% wages, full roster held constant) does not cover. Even these understate resilience: (1) the roster is census-driven, so a 20-35% lower census carries a lighter cost base than the static test assumes; (2) the binding variable is census, which is why opening census is the validated ~22 ADC book (break-even ~16 ADC), not a cold start; and (3) the $372K reserve bridges timing shortfalls. A detailed Year-1 single-factor and combined sensitivity is in the separate DSCR Sensitivity / Stress-Test memorandum.</w:t>
+        <w:t>Reading the stress tests. Because the seller is paid at close, debt service is the SBA loan alone ($93,637), and Year-2 coverage absorbs a great deal: the base case covers at 7.26x, a sustained 20% census drop still clears at ~2.33x, and a 10% wage spike clears at 6.06x. Only the extreme cases fail - a 35% census collapse turns EBITDA negative, and a severe combined shock (-20% census AND +10% wages, full roster held constant) does not cover. Even these understate resilience: (1) the roster is census-driven, so a 20-35% lower census carries a lighter cost base than the static test assumes; (2) the binding variable is census, which is why opening census is the validated ~22 ADC book (break-even ~16 ADC), not a cold start; and (3) the $372K reserve bridges timing shortfalls. A detailed Year-1 single-factor and combined sensitivity is in the separate DSCR Sensitivity / Stress-Test memorandum.</w:t>
       </w:r>
     </w:p>
     <w:p>
@@ -6916,7 +6916,7 @@
               <w:rPr>
                 <w:sz w:val="19"/>
               </w:rPr>
-              <w:t>Seller paid at close, so the SBA loan is the only debt; DSCR clears the 1.25x floor annually and rises 3.59x -&gt; 11.94x (global 7.86x)</w:t>
+              <w:t>Seller paid at close, so the SBA loan is the only debt; DSCR clears the 1.25x floor annually and rises 3.23x -&gt; 10.76x (global 7.08x)</w:t>
             </w:r>
           </w:p>
         </w:tc>
@@ -7447,7 +7447,7 @@
               <w:rPr>
                 <w:sz w:val="19"/>
               </w:rPr>
-              <w:t>Full $250K equity injection on deposit</w:t>
+              <w:t>Full $195K equity injection on deposit</w:t>
             </w:r>
           </w:p>
         </w:tc>
@@ -7748,7 +7748,7 @@
           <w:i w:val="0"/>
           <w:sz w:val="21"/>
         </w:rPr>
-        <w:t>Azalea is a well-structured SBA 7(a) opportunity: the startup CHOW acquisition and relaunch of an established, Medicare-certified hospice on validated economics, led by an operator with 10+ years of hospice ownership. The credit rests on three verifiable points: (1) the acquired book's actual operating results, which the opening steady-state model reconciles to within ~2%; (2) a base case whose DSCR clears the 1.25x floor and strengthens every year (3.59x -&gt; 8.06x -&gt; 11.94x; global 7.86x), because the seller is paid at close and the SBA loan is the only debt; and (3) a well-capitalized structure - $250K cash equity (33% of project) and a $372K opening reserve - that keeps liquidity intact through stress scenarios. The binding risk is a sustained census shortfall, mitigated by a validated opening book above break-even, a census-driven cost structure, and substantial liquidity.</w:t>
+        <w:t>Azalea is a well-structured SBA 7(a) opportunity: the startup CHOW acquisition and relaunch of an established, Medicare-certified hospice on validated economics, led by an operator with 10+ years of hospice ownership. The credit rests on three verifiable points: (1) the acquired book's actual operating results, which the opening steady-state model reconciles to within ~2%; (2) a base case whose DSCR clears the 1.25x floor and strengthens every year (3.23x -&gt; 7.26x -&gt; 10.76x; global 7.08x), because the seller is paid at close and the SBA loan is the only debt; and (3) a well-capitalized structure - $195K cash equity (33% of project) and a $372K opening reserve - that keeps liquidity intact through stress scenarios. The binding risk is a sustained census shortfall, mitigated by a validated opening book above break-even, a census-driven cost structure, and substantial liquidity.</w:t>
       </w:r>
     </w:p>
     <w:p>

--- a/sba_application/03_business_plan/Azalea_SBA_Business_Plan_Rev5.00.docx
+++ b/sba_application/03_business_plan/Azalea_SBA_Business_Plan_Rev5.00.docx
@@ -704,7 +704,7 @@
               <w:rPr>
                 <w:sz w:val="19"/>
               </w:rPr>
-              <w:t>Funded by SBA $500K + Equity $250K</w:t>
+              <w:t>Funded by SBA $555K + Equity $195K</w:t>
             </w:r>
           </w:p>
         </w:tc>
@@ -3906,7 +3906,7 @@
               <w:rPr>
                 <w:sz w:val="19"/>
               </w:rPr>
-              <w:t>Census builds with the referral pipeline; capacity hires triggered by ADC thresholds; combined DSCR &gt; 1.25x and rising</w:t>
+              <w:t>Census builds with the referral pipeline; capacity hires triggered by ADC thresholds; DSCR &gt; 1.25x and rising</w:t>
             </w:r>
           </w:p>
         </w:tc>
@@ -5397,7 +5397,7 @@
               <w:rPr>
                 <w:sz w:val="19"/>
               </w:rPr>
-              <w:t>$56,038</w:t>
+              <w:t>$62,202</w:t>
             </w:r>
           </w:p>
         </w:tc>
@@ -5411,7 +5411,7 @@
               <w:rPr>
                 <w:sz w:val="19"/>
               </w:rPr>
-              <w:t>$52,604</w:t>
+              <w:t>$58,741</w:t>
             </w:r>
           </w:p>
         </w:tc>
@@ -5425,7 +5425,7 @@
               <w:rPr>
                 <w:sz w:val="19"/>
               </w:rPr>
-              <w:t>$48,754</w:t>
+              <w:t>$54,551</w:t>
             </w:r>
           </w:p>
         </w:tc>
@@ -6469,7 +6469,7 @@
               <w:rPr>
                 <w:sz w:val="19"/>
               </w:rPr>
-              <w:t>$2,182,914</w:t>
+              <w:t>$2,182,913</w:t>
             </w:r>
           </w:p>
         </w:tc>
@@ -6483,7 +6483,7 @@
               <w:rPr>
                 <w:sz w:val="19"/>
               </w:rPr>
-              <w:t>~$196,600</w:t>
+              <w:t>$186,766</w:t>
             </w:r>
           </w:p>
         </w:tc>
@@ -6497,7 +6497,7 @@
               <w:rPr>
                 <w:sz w:val="19"/>
               </w:rPr>
-              <w:t>~2.33x</w:t>
+              <w:t>1.99x</w:t>
             </w:r>
           </w:p>
         </w:tc>
@@ -6555,7 +6555,7 @@
               <w:rPr>
                 <w:sz w:val="19"/>
               </w:rPr>
-              <w:t>~($165,700)</w:t>
+              <w:t>($182,802)</w:t>
             </w:r>
           </w:p>
         </w:tc>
@@ -6599,7 +6599,7 @@
               <w:rPr>
                 <w:sz w:val="19"/>
               </w:rPr>
-              <w:t>Wage +10%</w:t>
+              <w:t>Wage +10% (fixed-cost shock)</w:t>
             </w:r>
           </w:p>
         </w:tc>
@@ -6627,7 +6627,7 @@
               <w:rPr>
                 <w:sz w:val="19"/>
               </w:rPr>
-              <w:t>~$510,800</w:t>
+              <w:t>$501,098</w:t>
             </w:r>
           </w:p>
         </w:tc>
@@ -6641,7 +6641,7 @@
               <w:rPr>
                 <w:sz w:val="19"/>
               </w:rPr>
-              <w:t>6.06x</w:t>
+              <w:t>5.35x</w:t>
             </w:r>
           </w:p>
         </w:tc>
@@ -6671,7 +6671,7 @@
               <w:rPr>
                 <w:sz w:val="19"/>
               </w:rPr>
-              <w:t>Combined (-20% census / +10% wage)</w:t>
+              <w:t>Combined (-20% census / +10% cost)</w:t>
             </w:r>
           </w:p>
         </w:tc>
@@ -6685,7 +6685,7 @@
               <w:rPr>
                 <w:sz w:val="19"/>
               </w:rPr>
-              <w:t>$2,182,914</w:t>
+              <w:t>$2,182,913</w:t>
             </w:r>
           </w:p>
         </w:tc>
@@ -6699,7 +6699,7 @@
               <w:rPr>
                 <w:sz w:val="19"/>
               </w:rPr>
-              <w:t>~$27,900</w:t>
+              <w:t>$8,340</w:t>
             </w:r>
           </w:p>
         </w:tc>
@@ -6713,7 +6713,7 @@
               <w:rPr>
                 <w:sz w:val="19"/>
               </w:rPr>
-              <w:t>~0.33x</w:t>
+              <w:t>0.09x</w:t>
             </w:r>
           </w:p>
         </w:tc>
@@ -6740,7 +6740,7 @@
           <w:i w:val="0"/>
           <w:sz w:val="21"/>
         </w:rPr>
-        <w:t>Reading the stress tests. Because the seller is paid at close, debt service is the SBA loan alone ($93,637), and Year-2 coverage absorbs a great deal: the base case covers at 7.26x, a sustained 20% census drop still clears at ~2.33x, and a 10% wage spike clears at 6.06x. Only the extreme cases fail - a 35% census collapse turns EBITDA negative, and a severe combined shock (-20% census AND +10% wages, full roster held constant) does not cover. Even these understate resilience: (1) the roster is census-driven, so a 20-35% lower census carries a lighter cost base than the static test assumes; (2) the binding variable is census, which is why opening census is the validated ~22 ADC book (break-even ~16 ADC), not a cold start; and (3) the $372K reserve bridges timing shortfalls. A detailed Year-1 single-factor and combined sensitivity is in the separate DSCR Sensitivity / Stress-Test memorandum.</w:t>
+        <w:t>Reading the stress tests. Because the seller is paid at close, debt service is the SBA loan alone ($93,637), and Year-2 coverage absorbs a great deal: the base case covers at 7.26x, a sustained 20% census drop still clears at 1.99x, and a 10% fixed-cost spike clears at 5.35x. Only the extreme cases fail - a 35% census collapse turns EBITDA negative, and a severe combined shock (-20% census AND +10% costs, full roster held constant) is essentially uncovered (0.09x). Even these understate resilience: (1) the roster is census-driven, so a 20-35% lower census carries a lighter cost base than the static test assumes; (2) the binding variable is census, which is why opening census is the validated ~22 ADC book (break-even ~16 ADC), not a cold start; and (3) the $372K reserve bridges timing shortfalls. A detailed Year-1 single-factor and combined sensitivity is in the separate DSCR Sensitivity / Stress-Test memorandum.</w:t>
       </w:r>
     </w:p>
     <w:p>
@@ -7090,7 +7090,7 @@
               <w:rPr>
                 <w:sz w:val="19"/>
               </w:rPr>
-              <w:t>+10% wage shock holds at 6.06x in Year 2; 3% merit modeled; PRN pool buffers</w:t>
+              <w:t>+10% fixed-cost shock holds at 5.35x in Year 2; 3% merit modeled; PRN pool buffers</w:t>
             </w:r>
           </w:p>
         </w:tc>
@@ -7322,7 +7322,7 @@
               <w:rPr>
                 <w:sz w:val="19"/>
               </w:rPr>
-              <w:t>Acquires an established billing-ready agency benchmarked to actual collections; operator has 10+ years of hospice ownership; 33% equity injection</w:t>
+              <w:t>Acquires an established billing-ready agency benchmarked to actual collections; operator has 10+ years of hospice ownership; 26% equity injection</w:t>
             </w:r>
           </w:p>
         </w:tc>

--- a/sba_application/03_business_plan/Azalea_SBA_Business_Plan_Rev5.00.docx
+++ b/sba_application/03_business_plan/Azalea_SBA_Business_Plan_Rev5.00.docx
@@ -2242,7 +2242,7 @@
           <w:i w:val="0"/>
           <w:sz w:val="21"/>
         </w:rPr>
-        <w:t xml:space="preserve">  - DSCR rises 3.23x -&gt; 10.76x across the plan; substantial $195K cash equity injection (33% of project)</w:t>
+        <w:t xml:space="preserve">  - DSCR rises 3.23x -&gt; 10.76x across the plan; substantial $195K cash equity injection (26% of project)</w:t>
       </w:r>
     </w:p>
     <w:p>
@@ -7748,7 +7748,7 @@
           <w:i w:val="0"/>
           <w:sz w:val="21"/>
         </w:rPr>
-        <w:t>Azalea is a well-structured SBA 7(a) opportunity: the startup CHOW acquisition and relaunch of an established, Medicare-certified hospice on validated economics, led by an operator with 10+ years of hospice ownership. The credit rests on three verifiable points: (1) the acquired book's actual operating results, which the opening steady-state model reconciles to within ~2%; (2) a base case whose DSCR clears the 1.25x floor and strengthens every year (3.23x -&gt; 7.26x -&gt; 10.76x; global 7.08x), because the seller is paid at close and the SBA loan is the only debt; and (3) a well-capitalized structure - $195K cash equity (33% of project) and a $372K opening reserve - that keeps liquidity intact through stress scenarios. The binding risk is a sustained census shortfall, mitigated by a validated opening book above break-even, a census-driven cost structure, and substantial liquidity.</w:t>
+        <w:t>Azalea is a well-structured SBA 7(a) opportunity: the startup CHOW acquisition and relaunch of an established, Medicare-certified hospice on validated economics, led by an operator with 10+ years of hospice ownership. The credit rests on three verifiable points: (1) the acquired book's actual operating results, which the opening steady-state model reconciles to within ~2%; (2) a base case whose DSCR clears the 1.25x floor and strengthens every year (3.23x -&gt; 7.26x -&gt; 10.76x; global 7.08x), because the seller is paid at close and the SBA loan is the only debt; and (3) a well-capitalized structure - $195K cash equity (26% of project) and a $372K opening reserve - that keeps liquidity intact through stress scenarios. The binding risk is a sustained census shortfall, mitigated by a validated opening book above break-even, a census-driven cost structure, and substantial liquidity.</w:t>
       </w:r>
     </w:p>
     <w:p>

--- a/sba_application/03_business_plan/Azalea_SBA_Business_Plan_Rev5.00.docx
+++ b/sba_application/03_business_plan/Azalea_SBA_Business_Plan_Rev5.00.docx
@@ -2172,6 +2172,56 @@
     </w:p>
     <w:p>
       <w:r>
+        <w:rPr>
+          <w:b w:val="0"/>
+          <w:i w:val="0"/>
+          <w:sz w:val="21"/>
+        </w:rPr>
+        <w:t xml:space="preserve">  - MVI-certified in The Perfect Visit and Perfect Phones - national co-marketing exposure that local and regional competitors lack (see 4.1)</w:t>
+      </w:r>
+    </w:p>
+    <w:p>
+      <w:r>
+        <w:rPr>
+          <w:b/>
+          <w:color w:val="1F3864"/>
+          <w:sz w:val="23"/>
+        </w:rPr>
+        <w:t>4.1 MVI ‘Perfect Visit’ certification &amp; national co-marketing (strategic upside)</w:t>
+      </w:r>
+    </w:p>
+    <w:p>
+      <w:r>
+        <w:rPr>
+          <w:b w:val="0"/>
+          <w:i w:val="0"/>
+          <w:sz w:val="21"/>
+        </w:rPr>
+        <w:t>Azalea is pursuing certification by MultiView Incorporated (MVI) in The Perfect Visit and Perfect Phones - structured programs that certify an agency's patient-visit quality and its intake and telephone responsiveness against a defined standard. MVI, led by Andrew Reid, is launching a national, multi-platform advertising campaign that promotes hospice agencies certified in The Perfect Visit. As a certified agency, Azalea would be featured to a national audience - the kind of brand exposure normally reserved for the largest national operators with multi-million-dollar ad budgets, here made accessible to a local independent through the certification.</w:t>
+      </w:r>
+    </w:p>
+    <w:p>
+      <w:r>
+        <w:rPr>
+          <w:b w:val="0"/>
+          <w:i w:val="0"/>
+          <w:sz w:val="21"/>
+        </w:rPr>
+        <w:t>Azalea will develop an in-tandem local marketing plan timed to the national campaign - capturing the awareness it generates and converting it into local inquiries and referrals across the Tyler service area. The pairing of a national demand-generation engine with a focused local conversion plan is a differentiator no local competitor currently has, and it creates a credible path to take market share from the regional and national incumbents listed above.</w:t>
+      </w:r>
+    </w:p>
+    <w:p>
+      <w:r>
+        <w:rPr>
+          <w:b w:val="0"/>
+          <w:i/>
+          <w:sz w:val="19"/>
+        </w:rPr>
+        <w:t>Underwriting note: this is incremental upside. The financial projections in Section 11 remain conservative and assume no lift from the MVI certification or the national campaign; debt service is covered on the base-case census path without it. The certification represents potential growth above plan, not a dependency.</w:t>
+      </w:r>
+    </w:p>
+    <w:p>
+      <w:r>
         <w:br w:type="page"/>
       </w:r>
     </w:p>
@@ -2392,6 +2442,16 @@
           <w:i w:val="0"/>
           <w:sz w:val="21"/>
         </w:rPr>
+        <w:t xml:space="preserve">  - MVI 'Perfect Visit' / 'Perfect Phones' certification + Andrew Reid's national multi-platform campaign - national lead exposure for a local independent (upside, not in the base case)</w:t>
+      </w:r>
+    </w:p>
+    <w:p>
+      <w:r>
+        <w:rPr>
+          <w:b w:val="0"/>
+          <w:i w:val="0"/>
+          <w:sz w:val="21"/>
+        </w:rPr>
         <w:t xml:space="preserve">  - CMS hospice rates have risen every year since 2010; model carries a conservative 2.5%/yr escalation</w:t>
       </w:r>
     </w:p>
@@ -2578,6 +2638,16 @@
           <w:sz w:val="21"/>
         </w:rPr>
         <w:t>Digital: local SEO, Google Business Profile and review generation, Facebook/Instagram education and testimonial content to adults 45-75 within 50 miles, and Google Ads on high-intent hospice terms. Traditional &amp; community: quarterly educational mailers to SNFs/ALFs/physician offices, senior-focused print, branded admission books and referral pads, bereavement support groups, senior health fairs, and church health-ministry workshops. The model funds $3,000/mo ($36,000/yr) of marketing within fixed G&amp;A, sustained across all three years.</w:t>
+      </w:r>
+    </w:p>
+    <w:p>
+      <w:r>
+        <w:rPr>
+          <w:b w:val="0"/>
+          <w:i w:val="0"/>
+          <w:sz w:val="21"/>
+        </w:rPr>
+        <w:t>National co-marketing (upside): as an agency pursuing MVI 'Perfect Visit' and 'Perfect Phones' certification, Azalea will run an in-tandem local campaign timed to MVI's national, multi-platform advertising of certified hospice agencies (led by Andrew Reid) - local landing pages, geo-targeted digital, and referral-source outreach engineered to convert national awareness into Tyler-area leads. This sits on top of the budgeted spend above and is treated as upside; the base-case projections do not rely on it.</w:t>
       </w:r>
     </w:p>
     <w:p>

--- a/sba_application/03_business_plan/Azalea_SBA_Business_Plan_Rev5.00.docx
+++ b/sba_application/03_business_plan/Azalea_SBA_Business_Plan_Rev5.00.docx
@@ -3499,7 +3499,7 @@
           <w:i w:val="0"/>
           <w:sz w:val="21"/>
         </w:rPr>
-        <w:t>Each operator-member's 13.3% interest is a Restricted Interest under the Operating Agreement, subject to milestone-based forfeiture conditions that lapse as the business achieves financial performance: 25% on the first month of Breakeven (EBITDA &gt;= 0), 50% on three consecutive Profitable months, and the final 25% on twelve consecutive Profitable months. Each grantee files a timely IRC Section 83(b) election. Unvested interests are forfeited on departure prior to milestone lapse, aligning operator equity with the credit's performance.</w:t>
+        <w:t>Each operator-member's 13.3% interest is a Restricted Interest under the Operating Agreement that vests only on a dual trigger: a four-year time-vesting schedule with a one-year cliff AND the performance milestones (25% at Breakeven, 50% at three consecutive Profitable months, 25% at twelve consecutive Profitable months), with the lesser of the two schedules governing. Each grantee files a timely IRC Section 83(b) election. On departure, unvested interests are forfeited at $0; the Company holds a repurchase (call) right over vested interests - at fair market value for a good-leaver separation (termination without cause, death, disability, or retirement) and at the lower of cost or fair market value for a bad-leaver separation (resignation before full vesting, or termination for cause), paid via an SBA-subordinated note. This keeps operator equity aligned with the credit's performance and ensures departed operators do not retain equity in the company.</w:t>
       </w:r>
     </w:p>
     <w:p>

--- a/sba_application/03_business_plan/Azalea_SBA_Business_Plan_Rev5.00.docx
+++ b/sba_application/03_business_plan/Azalea_SBA_Business_Plan_Rev5.00.docx
@@ -1250,7 +1250,7 @@
               <w:rPr>
                 <w:sz w:val="19"/>
               </w:rPr>
-              <w:t>Executive Director - Restricted Interest, milestone-vested</w:t>
+              <w:t>Executive Director - Restricted Interest (4.9% vested base, earn-up to 13.3%)</w:t>
             </w:r>
           </w:p>
         </w:tc>
@@ -1294,7 +1294,7 @@
               <w:rPr>
                 <w:sz w:val="19"/>
               </w:rPr>
-              <w:t>Director of Nursing - Restricted Interest, milestone-vested</w:t>
+              <w:t>Director of Nursing - Restricted Interest (4.9% vested base, earn-up to 13.3%)</w:t>
             </w:r>
           </w:p>
         </w:tc>
@@ -1338,7 +1338,7 @@
               <w:rPr>
                 <w:sz w:val="19"/>
               </w:rPr>
-              <w:t>Director of Sales - Restricted Interest, milestone-vested</w:t>
+              <w:t>Director of Sales - Restricted Interest (4.9% vested base, earn-up to 13.3%)</w:t>
             </w:r>
           </w:p>
         </w:tc>
@@ -3499,7 +3499,7 @@
           <w:i w:val="0"/>
           <w:sz w:val="21"/>
         </w:rPr>
-        <w:t>Each operator-member's 13.3% interest is a Restricted Interest under the Operating Agreement that vests only on a dual trigger: a four-year time-vesting schedule with a one-year cliff AND the performance milestones (25% at Breakeven, 50% at three consecutive Profitable months, 25% at twelve consecutive Profitable months), with the lesser of the two schedules governing. Each grantee files a timely IRC Section 83(b) election. On departure, unvested interests are forfeited at $0; the Company holds a repurchase (call) right over vested interests - at fair market value for a good-leaver separation (termination without cause, death, disability, or retirement) and at the lower of cost or fair market value for a bad-leaver separation (resignation before full vesting, or termination for cause), paid via an SBA-subordinated note. This keeps operator equity aligned with the credit's performance and ensures departed operators do not retain equity in the company.</w:t>
+        <w:t>Each operator-member's 13.3% interest is a Restricted Interest under the Operating Agreement. It comprises a 4.9% Initial Vested Base (vested at inception, reflecting the operator's original interest) and an 8.4% Earn-Up Portion that vests only on a dual trigger: a four-year time-vesting schedule with a one-year cliff AND the performance milestones (25% at Breakeven, 50% at three consecutive Profitable months, 25% at twelve consecutive Profitable months), with the lesser of the two schedules governing - so each operator starts at 4.9% vested and earns up to a fully-vested 13.3%. Each grantee files a timely IRC Section 83(b) election. On departure, unvested interests are forfeited at $0; the Company holds a repurchase (call) right over vested interests - at fair market value for a good-leaver separation (termination without cause, death, disability, or retirement) and at the lower of cost or fair market value for a bad-leaver separation (resignation before full vesting, or termination for cause), paid via an SBA-subordinated note. This keeps operator equity aligned with the credit's performance and ensures departed operators do not retain equity in the company.</w:t>
       </w:r>
     </w:p>
     <w:p>

--- a/sba_application/03_business_plan/Azalea_SBA_Business_Plan_Rev5.00.docx
+++ b/sba_application/03_business_plan/Azalea_SBA_Business_Plan_Rev5.00.docx
@@ -1250,7 +1250,7 @@
               <w:rPr>
                 <w:sz w:val="19"/>
               </w:rPr>
-              <w:t>Executive Director - Restricted Interest (4.9% vested base, earn-up to 13.3%)</w:t>
+              <w:t>Executive Director - Restricted Interest (fully forfeitable; 4.9% time-vested base + 8.4% dual-trigger earn-up)</w:t>
             </w:r>
           </w:p>
         </w:tc>
@@ -1294,7 +1294,7 @@
               <w:rPr>
                 <w:sz w:val="19"/>
               </w:rPr>
-              <w:t>Director of Nursing - Restricted Interest (4.9% vested base, earn-up to 13.3%)</w:t>
+              <w:t>Director of Nursing - Restricted Interest (fully forfeitable; 4.9% time-vested base + 8.4% dual-trigger earn-up)</w:t>
             </w:r>
           </w:p>
         </w:tc>
@@ -1338,7 +1338,7 @@
               <w:rPr>
                 <w:sz w:val="19"/>
               </w:rPr>
-              <w:t>Director of Sales - Restricted Interest (4.9% vested base, earn-up to 13.3%)</w:t>
+              <w:t>Director of Sales - Restricted Interest (fully forfeitable; 4.9% time-vested base + 8.4% dual-trigger earn-up)</w:t>
             </w:r>
           </w:p>
         </w:tc>
@@ -3499,7 +3499,7 @@
           <w:i w:val="0"/>
           <w:sz w:val="21"/>
         </w:rPr>
-        <w:t>Each operator-member's 13.3% interest is a Restricted Interest under the Operating Agreement. It comprises a 4.9% Initial Vested Base (vested at inception, reflecting the operator's original interest) and an 8.4% Earn-Up Portion that vests only on a dual trigger: a four-year time-vesting schedule with a one-year cliff AND the performance milestones (25% at Breakeven, 50% at three consecutive Profitable months, 25% at twelve consecutive Profitable months), with the lesser of the two schedules governing - so each operator starts at 4.9% vested and earns up to a fully-vested 13.3%. Each grantee files a timely IRC Section 83(b) election. On departure, unvested interests are forfeited at $0; the Company holds a repurchase (call) right over vested interests - at fair market value for a good-leaver separation (termination without cause, death, disability, or retirement) and at the lower of cost or fair market value for a bad-leaver separation (resignation before full vesting, or termination for cause), paid via an SBA-subordinated note. This keeps operator equity aligned with the credit's performance and ensures departed operators do not retain equity in the company.</w:t>
+        <w:t>Each operator-member's 13.3% interest is a Restricted Interest under the Operating Agreement. The entire 13.3% is at risk and forfeitable until vested. It comprises a 4.9% Initial Base that time-vests on continuous service (four-year schedule, one-year cliff) and an 8.4% Earn-Up Portion that vests only on a dual trigger: a four-year time-vesting schedule with a one-year cliff AND the performance milestones (25% at Breakeven, 50% at three consecutive Profitable months, 25% at twelve consecutive Profitable months), with the lesser of the two schedules governing - so no portion is vested at inception and each operator may earn up to a fully-vested 13.3%. Each grantee files a timely IRC Section 83(b) election. On departure, unvested interests are forfeited at $0; the Company holds a repurchase (call) right over vested interests - at fair market value for a good-leaver separation (termination without cause, death, disability, or retirement) and at the lower of cost or fair market value for a bad-leaver separation (resignation before full vesting, or termination for cause), paid via an SBA-subordinated note. This keeps operator equity aligned with the credit's performance and ensures departed operators do not retain equity in the company.</w:t>
       </w:r>
     </w:p>
     <w:p>

--- a/sba_application/03_business_plan/Azalea_SBA_Business_Plan_Rev5.00.docx
+++ b/sba_application/03_business_plan/Azalea_SBA_Business_Plan_Rev5.00.docx
@@ -31,7 +31,7 @@
           <w:color w:val="606060"/>
           <w:sz w:val="20"/>
         </w:rPr>
-        <w:t>Tyler Hospice HoldCo L.L.C., operating as Azalea Hospice &amp; Palliative Care</w:t>
+        <w:t>Tyler Hospice Hold, LLC, operating as Azalea Hospice &amp; Palliative Care</w:t>
       </w:r>
     </w:p>
     <w:p>
@@ -1051,7 +1051,7 @@
           <w:i w:val="0"/>
           <w:sz w:val="21"/>
         </w:rPr>
-        <w:t>Tyler Hospice HoldCo L.L.C. is a Wyoming LLC (formed 2026; EIN 41-4966640), authorized to do business in Texas. As the borrower and holding entity, it owns 100% of Hickory Hospice LLC - a Texas HCSSA-licensed, Medicare-certified hospice - which operates as Azalea Hospice &amp; Palliative Care. The transaction is a change of ownership (CHOW) of Hickory's existing provider number (purchase of 100% of membership interests), so Azalea runs on a licensed, billing-ready platform from day one - preserving the existing number rather than awaiting a new-provider 855A enrollment, with CHAP/ACHC accreditation transferring in the CHOW. The Company is taxed as a partnership for federal income tax purposes.</w:t>
+        <w:t>Tyler Hospice Hold, LLC is a Wyoming LLC (formed 2026; EIN 41-4966640), authorized to do business in Texas. As the borrower and holding entity, it owns 100% of Hickory Hospice LLC - a Texas HCSSA-licensed, Medicare-certified hospice - which operates as Azalea Hospice &amp; Palliative Care. The transaction is a change of ownership (CHOW) of Hickory's existing provider number (purchase of 100% of membership interests), so Azalea runs on a licensed, billing-ready platform from day one - preserving the existing number rather than awaiting a new-provider 855A enrollment, with CHAP/ACHC accreditation transferring in the CHOW. The Company is taxed as a partnership for federal income tax purposes.</w:t>
       </w:r>
     </w:p>
     <w:p>
@@ -3409,7 +3409,7 @@
           <w:i w:val="0"/>
           <w:sz w:val="21"/>
         </w:rPr>
-        <w:t>Tyler Hospice HoldCo L.L.C. (Wyoming holding company) owns 100% of Hickory Hospice LLC (Texas operating subsidiary), which does business as Azalea Hospice &amp; Palliative Care. The Executive Director leads operations; the Director of Nursing leads the clinical team; the Director of Sales leads business development. Mr. Bullard is a passive investor with protective minority rights but no management authority or signing power.</w:t>
+        <w:t>Tyler Hospice Hold, LLC (Wyoming holding company) owns 100% of Hickory Hospice LLC (Texas operating subsidiary), which does business as Azalea Hospice &amp; Palliative Care. The Executive Director leads operations; the Director of Nursing leads the clinical team; the Director of Sales leads business development. Mr. Bullard is a passive investor with protective minority rights but no management authority or signing power.</w:t>
       </w:r>
     </w:p>
     <w:p>
@@ -7858,7 +7858,7 @@
           <w:color w:val="606060"/>
           <w:sz w:val="16"/>
         </w:rPr>
-        <w:t>Prepared for the SBA 7(a) loan application of Tyler Hospice Hold LLC (dba Azalea Hospice &amp; Palliative Care). Confidential.</w:t>
+        <w:t>Prepared for the SBA 7(a) loan application of Tyler Hospice Hold, LLC (dba Azalea Hospice &amp; Palliative Care). Confidential.</w:t>
       </w:r>
     </w:p>
     <w:sectPr>

--- a/sba_application/03_business_plan/Azalea_SBA_Business_Plan_Rev5.00.docx
+++ b/sba_application/03_business_plan/Azalea_SBA_Business_Plan_Rev5.00.docx
@@ -164,7 +164,7 @@
               <w:rPr>
                 <w:sz w:val="19"/>
               </w:rPr>
-              <w:t>Loan request</w:t>
+              <w:t>SBA loan request</w:t>
             </w:r>
           </w:p>
         </w:tc>
@@ -178,7 +178,7 @@
               <w:rPr>
                 <w:sz w:val="19"/>
               </w:rPr>
-              <w:t>$555,000</w:t>
+              <w:t>$450,000</w:t>
             </w:r>
           </w:p>
         </w:tc>
@@ -192,7 +192,7 @@
               <w:rPr>
                 <w:sz w:val="19"/>
               </w:rPr>
-              <w:t>SBA 7(a) - 10-yr term</w:t>
+              <w:t>SBA 7(a) - 15-yr term, ~10.5%; startup + working capital</w:t>
             </w:r>
           </w:p>
         </w:tc>
@@ -208,7 +208,7 @@
               <w:rPr>
                 <w:sz w:val="19"/>
               </w:rPr>
-              <w:t>Total project</w:t>
+              <w:t>Bank acquisition loan</w:t>
             </w:r>
           </w:p>
         </w:tc>
@@ -222,7 +222,7 @@
               <w:rPr>
                 <w:sz w:val="19"/>
               </w:rPr>
-              <w:t>$750K</w:t>
+              <w:t>$300,000</w:t>
             </w:r>
           </w:p>
         </w:tc>
@@ -236,7 +236,7 @@
               <w:rPr>
                 <w:sz w:val="19"/>
               </w:rPr>
-              <w:t>$555K SBA + $195K equity; seller paid in full at close</w:t>
+              <w:t>6%, 3-yr amort.; J. Bullard PG; subordinate to SBA (piggyback)</w:t>
             </w:r>
           </w:p>
         </w:tc>
@@ -252,7 +252,7 @@
               <w:rPr>
                 <w:sz w:val="19"/>
               </w:rPr>
-              <w:t>Year-1 EBITDA</w:t>
+              <w:t>Total project</w:t>
             </w:r>
           </w:p>
         </w:tc>
@@ -266,7 +266,7 @@
               <w:rPr>
                 <w:sz w:val="19"/>
               </w:rPr>
-              <w:t>$302,522</w:t>
+              <w:t>$945K</w:t>
             </w:r>
           </w:p>
         </w:tc>
@@ -280,7 +280,7 @@
               <w:rPr>
                 <w:sz w:val="19"/>
               </w:rPr>
-              <w:t>21.0% margin - growing to $1.01M by Year 3</w:t>
+              <w:t>$450K SBA + $300K bank + $195K equity</w:t>
             </w:r>
           </w:p>
         </w:tc>
@@ -296,7 +296,7 @@
               <w:rPr>
                 <w:sz w:val="19"/>
               </w:rPr>
-              <w:t>Global DSCR (SBA-only)</w:t>
+              <w:t>Year-1 EBITDA</w:t>
             </w:r>
           </w:p>
         </w:tc>
@@ -310,7 +310,7 @@
               <w:rPr>
                 <w:sz w:val="19"/>
               </w:rPr>
-              <w:t>7.08x</w:t>
+              <w:t>$302,522</w:t>
             </w:r>
           </w:p>
         </w:tc>
@@ -324,7 +324,7 @@
               <w:rPr>
                 <w:sz w:val="19"/>
               </w:rPr>
-              <w:t>3-yr - floor 1.25x</w:t>
+              <w:t>21.0% margin - growing to $1.01M by Year 3</w:t>
             </w:r>
           </w:p>
         </w:tc>
@@ -340,6 +340,50 @@
               <w:rPr>
                 <w:sz w:val="19"/>
               </w:rPr>
+              <w:t>Global DSCR (combined debt)</w:t>
+            </w:r>
+          </w:p>
+        </w:tc>
+        <w:tc>
+          <w:tcPr>
+            <w:tcW w:type="dxa" w:w="1872"/>
+          </w:tcPr>
+          <w:p>
+            <w:r/>
+            <w:r>
+              <w:rPr>
+                <w:sz w:val="19"/>
+              </w:rPr>
+              <w:t>3.92x</w:t>
+            </w:r>
+          </w:p>
+        </w:tc>
+        <w:tc>
+          <w:tcPr>
+            <w:tcW w:type="dxa" w:w="5184"/>
+          </w:tcPr>
+          <w:p>
+            <w:r/>
+            <w:r>
+              <w:rPr>
+                <w:sz w:val="19"/>
+              </w:rPr>
+              <w:t>3-yr - floor 1.25x</w:t>
+            </w:r>
+          </w:p>
+        </w:tc>
+      </w:tr>
+      <w:tr>
+        <w:tc>
+          <w:tcPr>
+            <w:tcW w:type="dxa" w:w="2304"/>
+          </w:tcPr>
+          <w:p>
+            <w:r/>
+            <w:r>
+              <w:rPr>
+                <w:sz w:val="19"/>
+              </w:rPr>
               <w:t>Equity injection</w:t>
             </w:r>
           </w:p>
@@ -368,7 +412,7 @@
               <w:rPr>
                 <w:sz w:val="19"/>
               </w:rPr>
-              <w:t>26.0% of project - 2.6x the 10% SOP 50 10 8 minimum</w:t>
+              <w:t>20.6% of project ($180K SBA injection + $15K WC) - above the 10% SOP 50 10 8 minimum</w:t>
             </w:r>
           </w:p>
         </w:tc>
@@ -417,7 +461,7 @@
           <w:i w:val="0"/>
           <w:sz w:val="21"/>
         </w:rPr>
-        <w:t>Tyler Hospice Hold, LLC requests a $555,000 SBA 7(a) loan to acquire and relaunch Hickory Hospice LLC - an established, Medicare-certified hospice - as Azalea Hospice &amp; Palliative Care. The agency's existing Medicare-certified provider number is acquired through a change of ownership (CHOW) for $300,000 paid in full at close from SBA proceeds and the equity injection - no retained seller note - giving Azalea immediate, billing-ready capability with no new-enrollment delay. The loan is paired with a $195,000 cash equity injection, for a total project of $750,000. Because the seller is paid at close, the SBA loan is the only debt the business carries.</w:t>
+        <w:t>Tyler Hospice Hold, LLC requests a $450,000 SBA 7(a) loan to fund the startup costs and working capital for the acquisition and relaunch of Hickory Hospice LLC - an established, Medicare-certified hospice - as Azalea Hospice &amp; Palliative Care. The agency's existing Medicare-certified provider number is acquired through a change of ownership (CHOW) for $300,000, financed by a separate 3-year bank acquisition term loan (6%) from a bank the investor uses, personally guaranteed by the investor and subordinate to the SBA loan - giving Azalea immediate, billing-ready capability with no new-enrollment delay. The loans are paired with a $195,000 cash equity injection, for a total project of $945,000. The business carries two debts after close: the senior SBA loan and the subordinate 3-year bank acquisition loan, which retires after Year 3 to leave only the SBA loan.</w:t>
       </w:r>
     </w:p>
     <w:p>
@@ -500,7 +544,7 @@
               <w:rPr>
                 <w:sz w:val="19"/>
               </w:rPr>
-              <w:t>Acquisition of Hickory (paid at close)</w:t>
+              <w:t>Acquisition of Hickory</w:t>
             </w:r>
           </w:p>
         </w:tc>
@@ -528,7 +572,7 @@
               <w:rPr>
                 <w:sz w:val="19"/>
               </w:rPr>
-              <w:t>100% membership interests; provider number / license / accreditation transfer in the CHOW</w:t>
+              <w:t>100% membership interests; provider number / license / accreditation transfer in the CHOW; funded by the bank acquisition loan</w:t>
             </w:r>
           </w:p>
         </w:tc>
@@ -646,7 +690,7 @@
               <w:rPr>
                 <w:sz w:val="19"/>
               </w:rPr>
-              <w:t>$372,000</w:t>
+              <w:t>$567,000</w:t>
             </w:r>
           </w:p>
         </w:tc>
@@ -660,7 +704,7 @@
               <w:rPr>
                 <w:sz w:val="19"/>
               </w:rPr>
-              <w:t>Funds ramp payroll and SBA debt service; holds the $25K floor</w:t>
+              <w:t>Funds ramp payroll and combined debt service; holds the $25K floor</w:t>
             </w:r>
           </w:p>
         </w:tc>
@@ -690,7 +734,7 @@
               <w:rPr>
                 <w:sz w:val="19"/>
               </w:rPr>
-              <w:t>$750,000</w:t>
+              <w:t>$945,000</w:t>
             </w:r>
           </w:p>
         </w:tc>
@@ -704,7 +748,7 @@
               <w:rPr>
                 <w:sz w:val="19"/>
               </w:rPr>
-              <w:t>Funded by SBA $555K + Equity $195K</w:t>
+              <w:t>Funded by SBA $450K + Bank $300K + Equity $195K</w:t>
             </w:r>
           </w:p>
         </w:tc>
@@ -961,7 +1005,7 @@
               <w:rPr>
                 <w:sz w:val="19"/>
               </w:rPr>
-              <w:t>DSCR (SBA-only)</w:t>
+              <w:t>DSCR (combined debt)</w:t>
             </w:r>
           </w:p>
         </w:tc>
@@ -975,7 +1019,7 @@
               <w:rPr>
                 <w:sz w:val="19"/>
               </w:rPr>
-              <w:t>3.23x</w:t>
+              <w:t>1.79x</w:t>
             </w:r>
           </w:p>
         </w:tc>
@@ -989,7 +1033,7 @@
               <w:rPr>
                 <w:sz w:val="19"/>
               </w:rPr>
-              <w:t>7.26x</w:t>
+              <w:t>4.02x</w:t>
             </w:r>
           </w:p>
         </w:tc>
@@ -1003,7 +1047,7 @@
               <w:rPr>
                 <w:sz w:val="19"/>
               </w:rPr>
-              <w:t>10.76x</w:t>
+              <w:t>5.95x</w:t>
             </w:r>
           </w:p>
         </w:tc>
@@ -1016,7 +1060,7 @@
           <w:i w:val="0"/>
           <w:sz w:val="21"/>
         </w:rPr>
-        <w:t>The operation is EBITDA-positive from early in the ramp. Because the seller is paid in full at close, the SBA loan is the only debt: against SBA debt service of $93,637/yr, the model clears a global 3-year DSCR of 7.08x - far above the 1.25x floor - and strengthens each year (3.23x -&gt; 7.26x -&gt; 10.76x). The $372,000 opening reserve keeps minimum cash well above the $25,000 floor through the ramp, and with only ~$7,030/mo of debt service the reserve stretches comfortably.</w:t>
+        <w:t>The operation is EBITDA-positive from early in the ramp. Combined debt service in Years 1-3 is ~$169,211/yr (SBA $59,692 + the 3-year subordinate bank acquisition loan $109,519): against this, the model clears a global 3-year DSCR of 3.92x - above the 1.25x floor - and strengthens each year (1.79x -&gt; 4.02x -&gt; 5.95x). Coverage is tighter in the ramp years because the bank loan is front-loaded on a 3-year amortization; after Year 3 the bank loan is fully amortized and only the SBA loan remains (~$59,692/yr). The $567,000 opening reserve keeps minimum cash well above the $25,000 floor through the ramp (~$445K trough), with the LOC never drawn.</w:t>
       </w:r>
     </w:p>
     <w:p>
@@ -1405,7 +1449,7 @@
           <w:i w:val="0"/>
           <w:sz w:val="21"/>
         </w:rPr>
-        <w:t>The $750,000 project is funded by the $555,000 SBA 7(a) loan and a $195,000 cash equity injection contributed by investor James E. Bullard in exchange for a direct 19.5% membership interest. The $300,000 acquisition price is paid in full at close from these sources - there is no retained seller note, so the SBA loan is the only debt the business carries. The injection equals 26.0% of total project cost - 2.6 times the 10% minimum required under SBA SOP 50 10 8, though below the ~30% down some startup lenders prefer. Mr. Bullard's funds are his own savings (non-borrowed), verified by his bank statements; $100,000 was wired on May 7, 2026 and the balance follows on a committed schedule. Because he holds less than 20% and exercises no operational control, no personal guaranty is required of him (13 CFR 120.160). The Managing Member (Geoff Schackmann, via Adeline &amp; Lilah, LLC) is the sole 20%+ owner and provides the SBA personal guaranty.</w:t>
+        <w:t>The $945,000 project is funded by the $450,000 SBA 7(a) loan (startup + working capital), a $300,000 bank acquisition term loan, and a $195,000 cash equity injection contributed by investor James E. Bullard in exchange for a direct 19.5% membership interest. The $300,000 Hickory acquisition is financed by the 3-year bank term loan (6%) from a bank the investor uses, which the investor personally guarantees and which is subordinate to the SBA loan (piggyback financing requiring an intercreditor agreement and SBA approval); the business therefore carries two debts after close. The injection equals 20.6% of total project cost ($180,000 designated as the SBA equity injection, $15,000 additional working capital) - above the 10% minimum required under SBA SOP 50 10 8. Mr. Bullard's funds are his own savings (non-borrowed), verified by his bank statements; $100,000 was wired on May 7, 2026 and the balance follows on a committed schedule. Because he holds less than 20% and exercises no operational control, no SBA personal guaranty is required of him (13 CFR 120.160); he guarantees only the separate bank acquisition loan. The SBA 7(a) loan is guaranteed by Geoff Schackmann (personal guaranty, controlling Manager and sole 20%+ owner via Adeline &amp; Lilah, LLC), by Adeline &amp; Lilah, LLC (entity guaranty, 39.9% owner), and by Hickory Hospice LLC (corporate guaranty plus a lien on its assets and receivables, as the operating subsidiary).</w:t>
       </w:r>
     </w:p>
     <w:p>
@@ -2282,7 +2326,7 @@
           <w:i w:val="0"/>
           <w:sz w:val="21"/>
         </w:rPr>
-        <w:t xml:space="preserve">  - Capital cushion - $372K opening cash reserve; seller paid at close so the SBA loan is the only debt</w:t>
+        <w:t xml:space="preserve">  - Capital cushion - $567K opening cash reserve; LOC never drawn (min cash ~$445K through the ramp)</w:t>
       </w:r>
     </w:p>
     <w:p>
@@ -2292,7 +2336,7 @@
           <w:i w:val="0"/>
           <w:sz w:val="21"/>
         </w:rPr>
-        <w:t xml:space="preserve">  - DSCR rises 3.23x -&gt; 10.76x across the plan; substantial $195K cash equity injection (26% of project)</w:t>
+        <w:t xml:space="preserve">  - DSCR rises 1.79x -&gt; 5.95x across the plan (combined SBA + bank debt); the front-loaded bank loan retires after Year 3; substantial $195K cash equity injection (20.6% of project)</w:t>
       </w:r>
     </w:p>
     <w:p>
@@ -2512,7 +2556,7 @@
           <w:i w:val="0"/>
           <w:sz w:val="21"/>
         </w:rPr>
-        <w:t xml:space="preserve">  - Front-loaded ramp costs before census stabilizes; mitigated by the $372K reserve and light single-loan debt service</w:t>
+        <w:t xml:space="preserve">  - Front-loaded ramp costs and front-loaded 3-year bank debt service before census stabilizes; mitigated by the $567K reserve (LOC undrawn) and the bank loan's retirement after Year 3</w:t>
       </w:r>
     </w:p>
     <w:p>
@@ -3534,7 +3578,7 @@
           <w:i w:val="0"/>
           <w:sz w:val="21"/>
         </w:rPr>
-        <w:t>Multi-hospice operator and transaction-led growth leader with operational responsibility for Medicare-certified hospice and palliative-care agencies across multiple states. Co-owner and Managing Member of Adeline &amp; Lilah, LLC (AZ), the holding entity through which equity in Tyler Hospice HoldCo is held. Direct experience includes change-of-ownership (CHOW) transactions and post-CHOW enrollment oversight, census growth from sub-30 to 100+ ADC under existing Medicare provider numbers, multi-site clinical operations under Texas HCSSA and Oregon hospice licensure, CHAP and Joint Commission accreditation, acquisition due diligence (clinical, financial, regulatory), and lender/investor relationships across SBA 7(a), conventional, and mezzanine structures. Leads transaction structuring, financing, capital allocation, and post-close integration. Sole 20%+ owner and SBA personal guarantor.</w:t>
+        <w:t>Multi-hospice operator and transaction-led growth leader with operational responsibility for Medicare-certified hospice and palliative-care agencies across multiple states. Co-owner and Managing Member of Adeline &amp; Lilah, LLC (AZ), the holding entity through which equity in Tyler Hospice Hold, LLC is held. Direct experience includes change-of-ownership (CHOW) transactions and post-CHOW enrollment oversight, census growth from sub-30 to 100+ ADC under existing Medicare provider numbers, multi-site clinical operations under Texas HCSSA and Oregon hospice licensure, CHAP and Joint Commission accreditation, acquisition due diligence (clinical, financial, regulatory), and lender/investor relationships across SBA 7(a), conventional, and mezzanine structures. Leads transaction structuring, financing, capital allocation, and post-close integration. Sole 20%+ owner and SBA personal guarantor.</w:t>
       </w:r>
     </w:p>
     <w:p>
@@ -3649,7 +3693,7 @@
           <w:i w:val="0"/>
           <w:sz w:val="21"/>
         </w:rPr>
-        <w:t>The transaction is the acquisition of Hickory Hospice LLC - an established, Medicare-certified hospice currently owned by Tracy Gleason and Ann Lozano - structured as a Medicare change of ownership (CHOW) by purchase of 100% of its membership interests. The $300,000 purchase price is paid in full at close from SBA proceeds and the equity injection (no retained seller note). Hickory's existing Medicare provider number, state license, and CHAP/ACHC accreditation carry over to Azalea, so the agency is billing-ready from day one rather than waiting on a new-provider 855A enrollment. Azalea files the CMS-855A change of ownership and updates banking, EMR, and insurance into the new ownership structure.</w:t>
+        <w:t>The transaction is the acquisition of Hickory Hospice LLC - an established, Medicare-certified hospice currently owned by Tracy Gleason and Ann Lozano - structured as a Medicare change of ownership (CHOW) by purchase of 100% of its membership interests. The $300,000 purchase price is financed at close by a separate 3-year bank acquisition term loan (6%) from a bank the investor uses, personally guaranteed by James Bullard and subordinate to the SBA loan; the sellers are paid out at close and carry no acquisition financing. Hickory's existing Medicare provider number, state license, and CHAP/ACHC accreditation carry over to Azalea, so the agency is billing-ready from day one rather than waiting on a new-provider 855A enrollment. Azalea files the CMS-855A change of ownership and updates banking, EMR, and insurance into the new ownership structure.</w:t>
       </w:r>
     </w:p>
     <w:p>
@@ -4103,7 +4147,7 @@
               <w:rPr>
                 <w:sz w:val="19"/>
               </w:rPr>
-              <w:t>SBA 7(a) loan</w:t>
+              <w:t>SBA 7(a) loan (startup + working capital)</w:t>
             </w:r>
           </w:p>
         </w:tc>
@@ -4117,7 +4161,7 @@
               <w:rPr>
                 <w:sz w:val="19"/>
               </w:rPr>
-              <w:t>$555,000</w:t>
+              <w:t>$450,000</w:t>
             </w:r>
           </w:p>
         </w:tc>
@@ -4131,7 +4175,7 @@
               <w:rPr>
                 <w:sz w:val="19"/>
               </w:rPr>
-              <w:t>Acquisition of Hickory (paid at close)</w:t>
+              <w:t>Acquisition of Hickory (funded by bank loan)</w:t>
             </w:r>
           </w:p>
         </w:tc>
@@ -4161,7 +4205,7 @@
               <w:rPr>
                 <w:sz w:val="19"/>
               </w:rPr>
-              <w:t>Cash equity injection (Bullard)</w:t>
+              <w:t>Bank acquisition term loan (6%, 3-yr; J. Bullard PG; subordinate to SBA)</w:t>
             </w:r>
           </w:p>
         </w:tc>
@@ -4175,7 +4219,7 @@
               <w:rPr>
                 <w:sz w:val="19"/>
               </w:rPr>
-              <w:t>$195,000</w:t>
+              <w:t>$300,000</w:t>
             </w:r>
           </w:p>
         </w:tc>
@@ -4219,6 +4263,7 @@
               <w:rPr>
                 <w:sz w:val="19"/>
               </w:rPr>
+              <w:t>Cash equity injection (Bullard)</w:t>
             </w:r>
           </w:p>
         </w:tc>
@@ -4232,6 +4277,7 @@
               <w:rPr>
                 <w:sz w:val="19"/>
               </w:rPr>
+              <w:t>$195,000</w:t>
             </w:r>
           </w:p>
         </w:tc>
@@ -4315,7 +4361,7 @@
               <w:rPr>
                 <w:sz w:val="19"/>
               </w:rPr>
-              <w:t>$372,000</w:t>
+              <w:t>$567,000</w:t>
             </w:r>
           </w:p>
         </w:tc>
@@ -4345,7 +4391,7 @@
               <w:rPr>
                 <w:sz w:val="19"/>
               </w:rPr>
-              <w:t>$750,000</w:t>
+              <w:t>$945,000</w:t>
             </w:r>
           </w:p>
         </w:tc>
@@ -4373,7 +4419,7 @@
               <w:rPr>
                 <w:sz w:val="19"/>
               </w:rPr>
-              <w:t>$750,000</w:t>
+              <w:t>$945,000</w:t>
             </w:r>
           </w:p>
         </w:tc>
@@ -4386,7 +4432,7 @@
           <w:i w:val="0"/>
           <w:sz w:val="21"/>
         </w:rPr>
-        <w:t>The seller is paid in full at close from SBA proceeds and the equity injection, so there is no retained seller note and the SBA loan is the only debt the business carries. The $195,000 injection is 26.0% of the $750,000 project.</w:t>
+        <w:t>The $300,000 Hickory acquisition is financed by a separate 3-year bank term loan (6%), personally guaranteed by James Bullard and subordinate to the SBA loan; the $450,000 SBA loan funds startup and the $567,000 working-capital reserve, so the business carries two debts after close. The $195,000 injection is 20.6% of the $945,000 project ($180,000 designated as the SBA equity injection, $15,000 additional working capital).</w:t>
       </w:r>
     </w:p>
     <w:p>
@@ -4737,7 +4783,7 @@
               <w:rPr>
                 <w:sz w:val="19"/>
               </w:rPr>
-              <w:t>$555,000 - 11.5% APR - 120 mo - $7,803.05/mo</w:t>
+              <w:t>$450,000 - ~10.5% rate - 180 mo (15-yr) - $4,974/mo ($59,692/yr)</w:t>
             </w:r>
           </w:p>
         </w:tc>
@@ -4753,7 +4799,7 @@
               <w:rPr>
                 <w:sz w:val="19"/>
               </w:rPr>
-              <w:t>Seller</w:t>
+              <w:t>Bank acquisition loan</w:t>
             </w:r>
           </w:p>
         </w:tc>
@@ -4767,7 +4813,7 @@
               <w:rPr>
                 <w:sz w:val="19"/>
               </w:rPr>
-              <w:t>$300,000 paid in full at close (no retained note)</w:t>
+              <w:t>$300,000 - 6% - 36 mo (3-yr) - $9,127/mo ($109,519/yr); J. Bullard PG; subordinate to SBA</w:t>
             </w:r>
           </w:p>
         </w:tc>
@@ -4783,7 +4829,7 @@
               <w:rPr>
                 <w:sz w:val="19"/>
               </w:rPr>
-              <w:t>Equity injection</w:t>
+              <w:t>Combined debt service (Yrs 1-3)</w:t>
             </w:r>
           </w:p>
         </w:tc>
@@ -4797,7 +4843,7 @@
               <w:rPr>
                 <w:sz w:val="19"/>
               </w:rPr>
-              <w:t>$195,000 cash (26.0% of project)</w:t>
+              <w:t>$169,211/yr ($14,101/mo); after Yr 3, SBA only (~$59,692/yr)</w:t>
             </w:r>
           </w:p>
         </w:tc>
@@ -4813,7 +4859,7 @@
               <w:rPr>
                 <w:sz w:val="19"/>
               </w:rPr>
-              <w:t>Depreciation &amp; amortization</w:t>
+              <w:t>Equity injection</w:t>
             </w:r>
           </w:p>
         </w:tc>
@@ -4827,7 +4873,7 @@
               <w:rPr>
                 <w:sz w:val="19"/>
               </w:rPr>
-              <w:t>$78K startup+capex (5-yr) + $300K license (15-yr) = $35,600/yr</w:t>
+              <w:t>$195,000 cash (20.6% of project; $180K SBA injection + $15K WC)</w:t>
             </w:r>
           </w:p>
         </w:tc>
@@ -4843,7 +4889,7 @@
               <w:rPr>
                 <w:sz w:val="19"/>
               </w:rPr>
-              <w:t>TX franchise tax / AR-AP days</w:t>
+              <w:t>Depreciation &amp; amortization</w:t>
             </w:r>
           </w:p>
         </w:tc>
@@ -4857,7 +4903,7 @@
               <w:rPr>
                 <w:sz w:val="19"/>
               </w:rPr>
-              <w:t>per model / 45-30</w:t>
+              <w:t>$78K startup+capex (5-yr) + $300K license (15-yr) = $35,600/yr</w:t>
             </w:r>
           </w:p>
         </w:tc>
@@ -4873,6 +4919,36 @@
               <w:rPr>
                 <w:sz w:val="19"/>
               </w:rPr>
+              <w:t>TX franchise tax / AR-AP days</w:t>
+            </w:r>
+          </w:p>
+        </w:tc>
+        <w:tc>
+          <w:tcPr>
+            <w:tcW w:type="dxa" w:w="5760"/>
+          </w:tcPr>
+          <w:p>
+            <w:r/>
+            <w:r>
+              <w:rPr>
+                <w:sz w:val="19"/>
+              </w:rPr>
+              <w:t>per model / 45-30</w:t>
+            </w:r>
+          </w:p>
+        </w:tc>
+      </w:tr>
+      <w:tr>
+        <w:tc>
+          <w:tcPr>
+            <w:tcW w:type="dxa" w:w="3744"/>
+          </w:tcPr>
+          <w:p>
+            <w:r/>
+            <w:r>
+              <w:rPr>
+                <w:sz w:val="19"/>
+              </w:rPr>
               <w:t>Opening cash reserve</w:t>
             </w:r>
           </w:p>
@@ -4887,7 +4963,7 @@
               <w:rPr>
                 <w:sz w:val="19"/>
               </w:rPr>
-              <w:t>$372,000</w:t>
+              <w:t>$567,000</w:t>
             </w:r>
           </w:p>
         </w:tc>
@@ -5453,7 +5529,7 @@
               <w:rPr>
                 <w:sz w:val="19"/>
               </w:rPr>
-              <w:t>Interest (SBA loan only)</w:t>
+              <w:t>Interest - SBA loan</w:t>
             </w:r>
           </w:p>
         </w:tc>
@@ -5467,7 +5543,7 @@
               <w:rPr>
                 <w:sz w:val="19"/>
               </w:rPr>
-              <w:t>$62,202</w:t>
+              <w:t>$46,633</w:t>
             </w:r>
           </w:p>
         </w:tc>
@@ -5481,7 +5557,7 @@
               <w:rPr>
                 <w:sz w:val="19"/>
               </w:rPr>
-              <w:t>$58,741</w:t>
+              <w:t>$45,325</w:t>
             </w:r>
           </w:p>
         </w:tc>
@@ -5495,7 +5571,123 @@
               <w:rPr>
                 <w:sz w:val="19"/>
               </w:rPr>
-              <w:t>$54,551</w:t>
+              <w:t>$43,757</w:t>
+            </w:r>
+          </w:p>
+        </w:tc>
+      </w:tr>
+      <w:tr>
+        <w:tc>
+          <w:tcPr>
+            <w:tcW w:type="dxa" w:w="3744"/>
+          </w:tcPr>
+          <w:p>
+            <w:r/>
+            <w:r>
+              <w:rPr>
+                <w:sz w:val="19"/>
+              </w:rPr>
+              <w:t>Interest - bank acquisition loan</w:t>
+            </w:r>
+          </w:p>
+        </w:tc>
+        <w:tc>
+          <w:tcPr>
+            <w:tcW w:type="dxa" w:w="2016"/>
+          </w:tcPr>
+          <w:p>
+            <w:r/>
+            <w:r>
+              <w:rPr>
+                <w:sz w:val="19"/>
+              </w:rPr>
+              <w:t>$15,441</w:t>
+            </w:r>
+          </w:p>
+        </w:tc>
+        <w:tc>
+          <w:tcPr>
+            <w:tcW w:type="dxa" w:w="2016"/>
+          </w:tcPr>
+          <w:p>
+            <w:r/>
+            <w:r>
+              <w:rPr>
+                <w:sz w:val="19"/>
+              </w:rPr>
+              <w:t>$9,638</w:t>
+            </w:r>
+          </w:p>
+        </w:tc>
+        <w:tc>
+          <w:tcPr>
+            <w:tcW w:type="dxa" w:w="2016"/>
+          </w:tcPr>
+          <w:p>
+            <w:r/>
+            <w:r>
+              <w:rPr>
+                <w:sz w:val="19"/>
+              </w:rPr>
+              <w:t>$3,478</w:t>
+            </w:r>
+          </w:p>
+        </w:tc>
+      </w:tr>
+      <w:tr>
+        <w:tc>
+          <w:tcPr>
+            <w:tcW w:type="dxa" w:w="3744"/>
+          </w:tcPr>
+          <w:p>
+            <w:r/>
+            <w:r>
+              <w:rPr>
+                <w:sz w:val="19"/>
+              </w:rPr>
+              <w:t>Interest - total</w:t>
+            </w:r>
+          </w:p>
+        </w:tc>
+        <w:tc>
+          <w:tcPr>
+            <w:tcW w:type="dxa" w:w="2016"/>
+          </w:tcPr>
+          <w:p>
+            <w:r/>
+            <w:r>
+              <w:rPr>
+                <w:sz w:val="19"/>
+              </w:rPr>
+              <w:t>$62,074</w:t>
+            </w:r>
+          </w:p>
+        </w:tc>
+        <w:tc>
+          <w:tcPr>
+            <w:tcW w:type="dxa" w:w="2016"/>
+          </w:tcPr>
+          <w:p>
+            <w:r/>
+            <w:r>
+              <w:rPr>
+                <w:sz w:val="19"/>
+              </w:rPr>
+              <w:t>$54,963</w:t>
+            </w:r>
+          </w:p>
+        </w:tc>
+        <w:tc>
+          <w:tcPr>
+            <w:tcW w:type="dxa" w:w="2016"/>
+          </w:tcPr>
+          <w:p>
+            <w:r/>
+            <w:r>
+              <w:rPr>
+                <w:sz w:val="19"/>
+              </w:rPr>
+              <w:t>$47,235</w:t>
             </w:r>
           </w:p>
         </w:tc>
@@ -5707,7 +5899,7 @@
                 <w:b/>
                 <w:sz w:val="19"/>
               </w:rPr>
-              <w:t>DSCR (SBA-only)</w:t>
+              <w:t>DSCR (combined debt)</w:t>
             </w:r>
           </w:p>
         </w:tc>
@@ -5823,7 +6015,7 @@
               <w:rPr>
                 <w:sz w:val="19"/>
               </w:rPr>
-              <w:t>clears comfortably</w:t>
+              <w:t>near the 1.25x floor in ramp</w:t>
             </w:r>
           </w:p>
         </w:tc>
@@ -5881,7 +6073,7 @@
               <w:rPr>
                 <w:sz w:val="19"/>
               </w:rPr>
-              <w:t>clears comfortably</w:t>
+              <w:t>near/above floor as census stabilizes</w:t>
             </w:r>
           </w:p>
         </w:tc>
@@ -5939,7 +6131,7 @@
               <w:rPr>
                 <w:sz w:val="19"/>
               </w:rPr>
-              <w:t>clears comfortably</w:t>
+              <w:t>above floor</w:t>
             </w:r>
           </w:p>
         </w:tc>
@@ -5952,7 +6144,7 @@
           <w:i w:val="0"/>
           <w:sz w:val="21"/>
         </w:rPr>
-        <w:t>DSCR here is on SBA debt service alone ($7,803.05/month) - there is no seller note. Month 1 is the transition month (partial census at 12 ADC) and is absorbed by the $372K opening cash reserve; coverage clears the 1.25x floor with wide margin as census stabilizes around the validated ~22 ADC. On an annual basis Year 1 covers at 3.23x.</w:t>
+        <w:t>DSCR here is on combined debt service of $14,101/month (SBA $4,974 + bank $9,127). Month 1 is the transition month (partial census at 12 ADC) and is absorbed by the $567K opening cash reserve; monthly coverage is thinner in the early ramp because the 3-year bank acquisition loan is front-loaded, then firms as census stabilizes around the validated ~22 ADC. On an annual basis Year 1 covers at 1.79x, and the LOC is never drawn.</w:t>
       </w:r>
     </w:p>
     <w:p>
@@ -6167,7 +6359,7 @@
               <w:rPr>
                 <w:sz w:val="19"/>
               </w:rPr>
-              <w:t>SBA debt service (only debt)</w:t>
+              <w:t>Combined debt service (SBA + bank)</w:t>
             </w:r>
           </w:p>
         </w:tc>
@@ -6181,7 +6373,7 @@
               <w:rPr>
                 <w:sz w:val="19"/>
               </w:rPr>
-              <w:t>$93,637</w:t>
+              <w:t>$169,211</w:t>
             </w:r>
           </w:p>
         </w:tc>
@@ -6195,7 +6387,7 @@
               <w:rPr>
                 <w:sz w:val="19"/>
               </w:rPr>
-              <w:t>$93,637</w:t>
+              <w:t>$169,211</w:t>
             </w:r>
           </w:p>
         </w:tc>
@@ -6209,7 +6401,7 @@
               <w:rPr>
                 <w:sz w:val="19"/>
               </w:rPr>
-              <w:t>$93,637</w:t>
+              <w:t>$169,211</w:t>
             </w:r>
           </w:p>
         </w:tc>
@@ -6225,7 +6417,7 @@
               <w:rPr>
                 <w:sz w:val="19"/>
               </w:rPr>
-              <w:t>DSCR (SBA-only)</w:t>
+              <w:t>DSCR (combined debt)</w:t>
             </w:r>
           </w:p>
         </w:tc>
@@ -6239,7 +6431,7 @@
               <w:rPr>
                 <w:sz w:val="19"/>
               </w:rPr>
-              <w:t>3.23x</w:t>
+              <w:t>1.79x</w:t>
             </w:r>
           </w:p>
         </w:tc>
@@ -6253,7 +6445,7 @@
               <w:rPr>
                 <w:sz w:val="19"/>
               </w:rPr>
-              <w:t>7.26x</w:t>
+              <w:t>4.02x</w:t>
             </w:r>
           </w:p>
         </w:tc>
@@ -6267,7 +6459,7 @@
               <w:rPr>
                 <w:sz w:val="19"/>
               </w:rPr>
-              <w:t>10.76x</w:t>
+              <w:t>5.95x</w:t>
             </w:r>
           </w:p>
         </w:tc>
@@ -6338,7 +6530,7 @@
           <w:i w:val="0"/>
           <w:sz w:val="21"/>
         </w:rPr>
-        <w:t>Global 3-year DSCR: 7.08x (vs. 1.25x floor). Because the seller is paid in full at close, the SBA loan ($7,803.05/mo, $93,637/yr) is the only debt the business carries, so coverage is strong from Year 1 and rises as census builds. Break-even is approximately 16 ADC, below the validated opening census of ~22 ADC, so the operation is profitable on the opening book.</w:t>
+        <w:t>Global 3-year DSCR: 3.92x (vs. 1.25x floor). Combined debt service in Years 1-3 is $169,211/yr - the SBA loan ($4,974/mo, $59,692/yr) plus the 3-year subordinate bank acquisition loan ($9,127/mo, $109,519/yr). Coverage is tighter in the ramp years because the bank loan is front-loaded, then rises as census builds; after Year 3 the bank loan is fully amortized and only the SBA loan remains (~$59,692/yr). Break-even is approximately 16 ADC, below the validated opening census of ~22 ADC, so the operation is profitable on the opening book.</w:t>
       </w:r>
     </w:p>
     <w:p>
@@ -6348,7 +6540,7 @@
           <w:color w:val="1F3864"/>
           <w:sz w:val="23"/>
         </w:rPr>
-        <w:t>11.7 Stress tests (Year-2 steady state, SBA-only debt service, floor 1.25x)</w:t>
+        <w:t>11.7 Stress tests (Year-2 steady state, combined SBA + bank debt service $169,211, floor 1.25x)</w:t>
       </w:r>
     </w:p>
     <w:tbl>
@@ -6495,7 +6687,7 @@
               <w:rPr>
                 <w:sz w:val="19"/>
               </w:rPr>
-              <w:t>7.26x</w:t>
+              <w:t>4.02x</w:t>
             </w:r>
           </w:p>
         </w:tc>
@@ -6567,7 +6759,7 @@
               <w:rPr>
                 <w:sz w:val="19"/>
               </w:rPr>
-              <w:t>1.99x</w:t>
+              <w:t>1.10x</w:t>
             </w:r>
           </w:p>
         </w:tc>
@@ -6581,7 +6773,7 @@
               <w:rPr>
                 <w:sz w:val="19"/>
               </w:rPr>
-              <w:t>Yes</w:t>
+              <w:t>No</w:t>
             </w:r>
           </w:p>
         </w:tc>
@@ -6711,7 +6903,7 @@
               <w:rPr>
                 <w:sz w:val="19"/>
               </w:rPr>
-              <w:t>5.35x</w:t>
+              <w:t>2.96x</w:t>
             </w:r>
           </w:p>
         </w:tc>
@@ -6783,7 +6975,7 @@
               <w:rPr>
                 <w:sz w:val="19"/>
               </w:rPr>
-              <w:t>0.09x</w:t>
+              <w:t>0.05x</w:t>
             </w:r>
           </w:p>
         </w:tc>
@@ -6810,7 +7002,7 @@
           <w:i w:val="0"/>
           <w:sz w:val="21"/>
         </w:rPr>
-        <w:t>Reading the stress tests. Because the seller is paid at close, debt service is the SBA loan alone ($93,637), and Year-2 coverage absorbs a great deal: the base case covers at 7.26x, a sustained 20% census drop still clears at 1.99x, and a 10% fixed-cost spike clears at 5.35x. Only the extreme cases fail - a 35% census collapse turns EBITDA negative, and a severe combined shock (-20% census AND +10% costs, full roster held constant) is essentially uncovered (0.09x). Even these understate resilience: (1) the roster is census-driven, so a 20-35% lower census carries a lighter cost base than the static test assumes; (2) the binding variable is census, which is why opening census is the validated ~22 ADC book (break-even ~16 ADC), not a cold start; and (3) the $372K reserve bridges timing shortfalls. A detailed Year-1 single-factor and combined sensitivity is in the separate DSCR Sensitivity / Stress-Test memorandum.</w:t>
+        <w:t>Reading the stress tests. Combined debt service is $169,211/yr (SBA $59,692 + the 3-year subordinate bank acquisition loan $109,519). Year-2 base-case coverage is 4.02x, and a 10% fixed-cost spike still clears at 2.96x. Downside coverage is materially tighter in the ramp years than under a single-loan structure because the bank loan is front-loaded on a 3-year amortization: a sustained 20% census drop falls just below the floor (1.10x), a 35% census collapse turns EBITDA negative, and a severe combined shock (-20% census AND +10% costs, full roster held constant) is essentially uncovered (0.05x). These static results understate resilience: (1) the roster is census-driven, so a 20-35% lower census carries a lighter cost base than the static test assumes; (2) the binding variable is census, which is why opening census is the validated ~22 ADC book (break-even ~16 ADC), not a cold start; (3) the $567K reserve keeps the LOC undrawn and minimum cash positive (~$445K base case) through the front-loaded bank-loan window; and (4) after Year 3 the bank loan retires, dropping annual debt service to ~$59,692 and lifting coverage sharply. A detailed Year-1 single-factor and combined sensitivity is in the separate DSCR Sensitivity / Stress-Test memorandum.</w:t>
       </w:r>
     </w:p>
     <w:p>
@@ -6855,7 +7047,7 @@
           <w:i w:val="0"/>
           <w:sz w:val="21"/>
         </w:rPr>
-        <w:t>The dominant risks are the newco's lack of operating history and the census ramp - both mitigated by validated, benchmarked economics, a CHOW that keeps the agency billing from day one, an experienced operator, and a well-capitalized single-loan structure (seller paid at close).</w:t>
+        <w:t>The dominant risks are the newco's lack of operating history and the census ramp - both mitigated by validated, benchmarked economics, a CHOW that keeps the agency billing from day one, an experienced operator, and a well-capitalized structure with a large working-capital reserve. The dual-debt structure (front-loaded 3-year bank acquisition loan) makes ramp-year coverage tighter, mitigated by the reserve and the bank loan's retirement after Year 3.</w:t>
       </w:r>
     </w:p>
     <w:tbl>
@@ -6958,7 +7150,7 @@
               <w:rPr>
                 <w:sz w:val="19"/>
               </w:rPr>
-              <w:t>Low</w:t>
+              <w:t>Med</w:t>
             </w:r>
           </w:p>
         </w:tc>
@@ -6986,7 +7178,7 @@
               <w:rPr>
                 <w:sz w:val="19"/>
               </w:rPr>
-              <w:t>Seller paid at close, so the SBA loan is the only debt; DSCR clears the 1.25x floor annually and rises 3.23x -&gt; 10.76x (global 7.08x)</w:t>
+              <w:t>Combined SBA + bank debt service; DSCR clears the 1.25x floor annually and rises 1.79x -&gt; 5.95x (global 3.92x); bank loan retires after Year 3, lifting coverage to SBA-only (~$59,692/yr)</w:t>
             </w:r>
           </w:p>
         </w:tc>
@@ -7044,7 +7236,7 @@
               <w:rPr>
                 <w:sz w:val="19"/>
               </w:rPr>
-              <w:t>CHOW preserves the provider number (billing-ready day one); $372K reserve funds any claims-processing pause; only SBA debt service to cover</w:t>
+              <w:t>CHOW preserves the provider number (billing-ready day one); $567K reserve funds any claims-processing pause and keeps the LOC undrawn</w:t>
             </w:r>
           </w:p>
         </w:tc>
@@ -7060,7 +7252,7 @@
               <w:rPr>
                 <w:sz w:val="19"/>
               </w:rPr>
-              <w:t>Slower census ramp</w:t>
+              <w:t>Slower census ramp (tighter in the 3-yr bank-loan window)</w:t>
             </w:r>
           </w:p>
         </w:tc>
@@ -7102,7 +7294,7 @@
               <w:rPr>
                 <w:sz w:val="19"/>
               </w:rPr>
-              <w:t>Opening census is the validated ~22 ADC book, not a cold start; break-even ~16 ADC; capacity hires are census-gated so cost flexes with volume; liquidity covers timing shortfalls</w:t>
+              <w:t>Opening census is the validated ~22 ADC book, not a cold start; break-even ~16 ADC; capacity hires are census-gated so cost flexes with volume; $567K reserve covers timing shortfalls; coverage eases after the bank loan retires</w:t>
             </w:r>
           </w:p>
         </w:tc>
@@ -7160,7 +7352,7 @@
               <w:rPr>
                 <w:sz w:val="19"/>
               </w:rPr>
-              <w:t>+10% fixed-cost shock holds at 5.35x in Year 2; 3% merit modeled; PRN pool buffers</w:t>
+              <w:t>+10% fixed-cost shock holds at 2.96x in Year 2; 3% merit modeled; PRN pool buffers</w:t>
             </w:r>
           </w:p>
         </w:tc>
@@ -7392,7 +7584,7 @@
               <w:rPr>
                 <w:sz w:val="19"/>
               </w:rPr>
-              <w:t>Acquires an established billing-ready agency benchmarked to actual collections; operator has 10+ years of hospice ownership; 26% equity injection</w:t>
+              <w:t>Acquires an established billing-ready agency benchmarked to actual collections; operator has 10+ years of hospice ownership; 20.6% equity injection</w:t>
             </w:r>
           </w:p>
         </w:tc>
@@ -7405,7 +7597,7 @@
           <w:i w:val="0"/>
           <w:sz w:val="21"/>
         </w:rPr>
-        <w:t>The credit's core protection is liquidity and a clean structure: a $372,000 opening reserve plus a single SBA loan (the seller is paid at close, so there is no second debt layer) keep Azalea solvent and well-covered through the modeled scenarios.</w:t>
+        <w:t>The credit's core protection is liquidity: a $567,000 opening reserve keeps the LOC undrawn and minimum cash positive (~$445K base case) through the front-loaded 3-year bank-loan window, after which the bank loan retires and only the SBA loan remains - keeping Azalea solvent and well-covered through the modeled scenarios.</w:t>
       </w:r>
     </w:p>
     <w:p>
@@ -7818,7 +8010,7 @@
           <w:i w:val="0"/>
           <w:sz w:val="21"/>
         </w:rPr>
-        <w:t>Azalea is a well-structured SBA 7(a) opportunity: the startup CHOW acquisition and relaunch of an established, Medicare-certified hospice on validated economics, led by an operator with 10+ years of hospice ownership. The credit rests on three verifiable points: (1) the acquired book's actual operating results, which the opening steady-state model reconciles to within ~2%; (2) a base case whose DSCR clears the 1.25x floor and strengthens every year (3.23x -&gt; 7.26x -&gt; 10.76x; global 7.08x), because the seller is paid at close and the SBA loan is the only debt; and (3) a well-capitalized structure - $195K cash equity (26% of project) and a $372K opening reserve - that keeps liquidity intact through stress scenarios. The binding risk is a sustained census shortfall, mitigated by a validated opening book above break-even, a census-driven cost structure, and substantial liquidity.</w:t>
+        <w:t>Azalea is a well-structured SBA 7(a) opportunity: the startup CHOW acquisition and relaunch of an established, Medicare-certified hospice on validated economics, led by an operator with 10+ years of hospice ownership. The credit rests on three verifiable points: (1) the acquired book's actual operating results, which the opening steady-state model reconciles to within ~2%; (2) a base case whose combined-debt DSCR clears the 1.25x floor and strengthens every year (1.79x -&gt; 4.02x -&gt; 5.95x; global 3.92x), with the front-loaded 3-year bank acquisition loan retiring after Year 3 to leave only the SBA loan; and (3) a well-capitalized structure - $195K cash equity (20.6% of project) and a $567K opening reserve that keeps the LOC undrawn (min cash ~$445K) - that keeps liquidity intact through stress scenarios. The binding risk is a sustained census shortfall during the ramp years, when the bank loan makes coverage tighter; this is mitigated by a validated opening book above break-even, a census-driven cost structure, substantial liquidity, and the bank loan's retirement after Year 3.</w:t>
       </w:r>
     </w:p>
     <w:p>

--- a/sba_application/03_business_plan/Azalea_SBA_Business_Plan_Rev5.00.docx
+++ b/sba_application/03_business_plan/Azalea_SBA_Business_Plan_Rev5.00.docx
@@ -791,7 +791,7 @@
           <w:i w:val="0"/>
           <w:sz w:val="21"/>
         </w:rPr>
-        <w:t>Azalea is led by an already-seated team: Geoff Schackmann (Managing Member - multi-hospice operator), Silas Shelton (Executive Director), Dana Davenport (Director of Nursing), and Bradley Woodard (Director of Sales - 25+ years East-Texas hospice business development), supported by RN case managers, hospice aides, a PRN visit pool, and 1099 Medical Directors.</w:t>
+        <w:t>Azalea is led by an already-seated team: Geoff Schackmann (Manager - multi-hospice operator), Silas Shelton (Executive Director), Dana Davenport (Director of Nursing), and Bradley Woodard (Director of Sales - 25+ years East-Texas hospice business development), supported by RN case managers, hospice aides, a PRN visit pool, and 1099 Medical Directors.</w:t>
       </w:r>
     </w:p>
     <w:p>
@@ -1095,7 +1095,7 @@
           <w:i w:val="0"/>
           <w:sz w:val="21"/>
         </w:rPr>
-        <w:t>Tyler Hospice Hold, LLC is a Wyoming LLC (formed 2026; EIN 41-4966640), authorized to do business in Texas. As the borrower and holding entity, it owns 100% of Hickory Hospice LLC - a Texas HCSSA-licensed, Medicare-certified hospice - which operates as Azalea Hospice &amp; Palliative Care. The transaction is a change of ownership (CHOW) of Hickory's existing provider number (purchase of 100% of membership interests), so Azalea runs on a licensed, billing-ready platform from day one - preserving the existing number rather than awaiting a new-provider 855A enrollment, with CHAP/ACHC accreditation transferring in the CHOW. The Company is taxed as a partnership for federal income tax purposes.</w:t>
+        <w:t>Tyler Hospice Hold, LLC is a Wyoming LLC (formed 2026; EIN 41-4966640), authorized to do business in Texas. As the borrower and holding entity, it owns 100% of Hickory Hospice LLC - a Texas HCSSA-licensed, Medicare-certified hospice - which operates as Azalea Hospice &amp; Palliative Care. The transaction is a change of ownership (CHOW) of Hickory's existing provider number (purchase of 100% of membership interests), so Azalea runs on a licensed, billing-ready platform from day one - preserving the existing number rather than awaiting a new-provider 855A enrollment, with CHAP/ACHC accreditation transferring in the CHOW. The Company elects S-corporation tax treatment under IRC Section 1361 (IRS Form 2553) for federal income tax purposes (filing Form 1120-S, single class of stock, pro-rata distributions); Hickory Hospice LLC is a disregarded entity (or QSub) of the S-corp.</w:t>
       </w:r>
     </w:p>
     <w:p>
@@ -1178,7 +1178,7 @@
               <w:rPr>
                 <w:sz w:val="19"/>
               </w:rPr>
-              <w:t>Adeline &amp; Lilah, LLC (AZ)</w:t>
+              <w:t>Geoff Schackmann (individual)</w:t>
             </w:r>
           </w:p>
         </w:tc>
@@ -1206,7 +1206,7 @@
               <w:rPr>
                 <w:sz w:val="19"/>
               </w:rPr>
-              <w:t>Managing Member - owned 50% Geoff Schackmann / 50% Mary Elizabeth Burcham; Geoff serves as Manager and provides the SBA personal guaranty</w:t>
+              <w:t>Manager - direct individual owner; 39.9% interest is Arizona community property (spouse Mary Elizabeth Burcham ~19.95% community-property interest, passive, under 20%); Geoff provides the SBA personal guaranty</w:t>
             </w:r>
           </w:p>
         </w:tc>
@@ -1449,7 +1449,7 @@
           <w:i w:val="0"/>
           <w:sz w:val="21"/>
         </w:rPr>
-        <w:t>The $945,000 project is funded by the $450,000 SBA 7(a) loan (startup + working capital), a $300,000 bank acquisition term loan, and a $195,000 cash equity injection contributed by investor James E. Bullard in exchange for a direct 19.5% membership interest. The $300,000 Hickory acquisition is financed by the 3-year bank term loan (6%) from a bank the investor uses, which the investor personally guarantees and which is subordinate to the SBA loan (piggyback financing requiring an intercreditor agreement and SBA approval); the business therefore carries two debts after close. The injection equals 20.6% of total project cost ($180,000 designated as the SBA equity injection, $15,000 additional working capital) - above the 10% minimum required under SBA SOP 50 10 8. Mr. Bullard's funds are his own savings (non-borrowed), verified by his bank statements; $100,000 was wired on May 7, 2026 and the balance follows on a committed schedule. Because he holds less than 20% and exercises no operational control, no SBA personal guaranty is required of him (13 CFR 120.160); he guarantees only the separate bank acquisition loan. The SBA 7(a) loan is guaranteed by Geoff Schackmann (personal guaranty, controlling Manager and sole 20%+ owner via Adeline &amp; Lilah, LLC), by Adeline &amp; Lilah, LLC (entity guaranty, 39.9% owner), and by Hickory Hospice LLC (corporate guaranty plus a lien on its assets and receivables, as the operating subsidiary).</w:t>
+        <w:t>The $945,000 project is funded by the $450,000 SBA 7(a) loan (startup + working capital), a $300,000 bank acquisition term loan, and a $195,000 cash equity injection contributed by investor James E. Bullard in exchange for a direct 19.5% membership interest. The $300,000 Hickory acquisition is financed by the 3-year bank term loan (6%) from a bank the investor uses, which the investor personally guarantees and which is subordinate to the SBA loan (piggyback financing requiring an intercreditor agreement and SBA approval); the business therefore carries two debts after close. The injection equals 20.6% of total project cost ($180,000 designated as the SBA equity injection, $15,000 additional working capital) - above the 10% minimum required under SBA SOP 50 10 8. Mr. Bullard's funds are his own savings (non-borrowed), verified by his bank statements; $100,000 was wired on May 7, 2026 and the balance follows on a committed schedule. Because he holds less than 20% and exercises no operational control, no SBA personal guaranty is required of him (13 CFR 120.160); he guarantees only the separate bank acquisition loan. The SBA 7(a) loan is guaranteed by Geoff Schackmann (personal guaranty, controlling Manager and sole 20%+ owner - direct individual 39.9% owner) and by Hickory Hospice LLC (corporate guaranty plus a lien on its assets and receivables, as the operating subsidiary).</w:t>
       </w:r>
     </w:p>
     <w:p>
@@ -2346,7 +2346,7 @@
           <w:i w:val="0"/>
           <w:sz w:val="21"/>
         </w:rPr>
-        <w:t xml:space="preserve">  - Strong ownership alignment - operators hold equity (13.3% each); experienced multi-hospice Managing Member</w:t>
+        <w:t xml:space="preserve">  - Strong ownership alignment - operators hold equity (13.3% each); experienced multi-hospice Manager</w:t>
       </w:r>
     </w:p>
     <w:p>
@@ -2416,7 +2416,7 @@
           <w:i w:val="0"/>
           <w:sz w:val="21"/>
         </w:rPr>
-        <w:t xml:space="preserve">  - Managing Member's attention is split across other interests during launch</w:t>
+        <w:t xml:space="preserve">  - Manager's attention is split across other interests during launch</w:t>
       </w:r>
     </w:p>
     <w:p>
@@ -3166,7 +3166,7 @@
               <w:rPr>
                 <w:sz w:val="19"/>
               </w:rPr>
-              <w:t>Adeline &amp; Lilah, LLC - Geoff Schackmann</w:t>
+              <w:t>Geoff Schackmann</w:t>
             </w:r>
           </w:p>
         </w:tc>
@@ -3180,7 +3180,7 @@
               <w:rPr>
                 <w:sz w:val="19"/>
               </w:rPr>
-              <w:t>Managing Member (holding co.)</w:t>
+              <w:t>Manager (direct individual owner)</w:t>
             </w:r>
           </w:p>
         </w:tc>
@@ -3266,7 +3266,7 @@
               <w:rPr>
                 <w:sz w:val="19"/>
               </w:rPr>
-              <w:t>Managing Member</w:t>
+              <w:t>Manager</w:t>
             </w:r>
           </w:p>
         </w:tc>
@@ -3483,7 +3483,7 @@
           <w:i w:val="0"/>
           <w:sz w:val="21"/>
         </w:rPr>
-        <w:t xml:space="preserve">  - Above $10K or out-of-budget: Managing Member (Schackmann, via Adeline &amp; Lilah)</w:t>
+        <w:t xml:space="preserve">  - Above $10K or out-of-budget: Manager (Schackmann, individually)</w:t>
       </w:r>
     </w:p>
     <w:p>
@@ -3503,7 +3503,7 @@
           <w:i w:val="0"/>
           <w:sz w:val="21"/>
         </w:rPr>
-        <w:t xml:space="preserve">  - Hiring / firing senior staff: Executive Director, with Managing Member concurrence</w:t>
+        <w:t xml:space="preserve">  - Hiring / firing senior staff: Executive Director, with Manager concurrence</w:t>
       </w:r>
     </w:p>
     <w:p>
@@ -3513,7 +3513,7 @@
           <w:i w:val="0"/>
           <w:sz w:val="21"/>
         </w:rPr>
-        <w:t xml:space="preserve">  - Strategic / capital / acquisition: Managing Member</w:t>
+        <w:t xml:space="preserve">  - Strategic / capital / acquisition: Manager</w:t>
       </w:r>
     </w:p>
     <w:p>
@@ -3523,7 +3523,7 @@
           <w:i w:val="0"/>
           <w:sz w:val="21"/>
         </w:rPr>
-        <w:t xml:space="preserve">  - Bank account signatures: Managing Member (sole signer)</w:t>
+        <w:t xml:space="preserve">  - Bank account signatures: Manager (sole signer)</w:t>
       </w:r>
     </w:p>
     <w:p>
@@ -3568,7 +3568,7 @@
           <w:color w:val="1F3864"/>
           <w:sz w:val="23"/>
         </w:rPr>
-        <w:t>Geoff Schackmann - Managing Member (via Adeline &amp; Lilah, LLC, 39.9%)</w:t>
+        <w:t>Geoff Schackmann - Manager (direct individual owner, 39.9%)</w:t>
       </w:r>
     </w:p>
     <w:p>
@@ -3578,7 +3578,7 @@
           <w:i w:val="0"/>
           <w:sz w:val="21"/>
         </w:rPr>
-        <w:t>Multi-hospice operator and transaction-led growth leader with operational responsibility for Medicare-certified hospice and palliative-care agencies across multiple states. Co-owner and Managing Member of Adeline &amp; Lilah, LLC (AZ), the holding entity through which equity in Tyler Hospice Hold, LLC is held. Direct experience includes change-of-ownership (CHOW) transactions and post-CHOW enrollment oversight, census growth from sub-30 to 100+ ADC under existing Medicare provider numbers, multi-site clinical operations under Texas HCSSA and Oregon hospice licensure, CHAP and Joint Commission accreditation, acquisition due diligence (clinical, financial, regulatory), and lender/investor relationships across SBA 7(a), conventional, and mezzanine structures. Leads transaction structuring, financing, capital allocation, and post-close integration. Sole 20%+ owner and SBA personal guarantor.</w:t>
+        <w:t>Multi-hospice operator and transaction-led growth leader with operational responsibility for Medicare-certified hospice and palliative-care agencies across multiple states. Direct individual owner of a 39.9% interest in Tyler Hospice Hold, LLC and its Manager. Direct experience includes change-of-ownership (CHOW) transactions and post-CHOW enrollment oversight, census growth from sub-30 to 100+ ADC under existing Medicare provider numbers, multi-site clinical operations under Texas HCSSA and Oregon hospice licensure, CHAP and Joint Commission accreditation, acquisition due diligence (clinical, financial, regulatory), and lender/investor relationships across SBA 7(a), conventional, and mezzanine structures. Leads transaction structuring, financing, capital allocation, and post-close integration. Sole 20%+ owner and SBA personal guarantor.</w:t>
       </w:r>
     </w:p>
     <w:p>
@@ -3733,7 +3733,7 @@
           <w:i w:val="0"/>
           <w:sz w:val="21"/>
         </w:rPr>
-        <w:t>The borrower's affiliate group consists of the borrower, its wholly owned operating subsidiary Hickory Hospice LLC, and the non-operating holding entity Adeline &amp; Lilah, LLC - well within the applicable SBA size standard. The Managing Member previously held a 33.33% interest in VistaRiver Inc, which he sold in August 2025; he retains only a passive seller-note receivable (no equity, officer, manager, or employee role), so VistaRiver is not an SBA affiliate. A separate Affiliate and Size-Standard memorandum is included in the application package.</w:t>
+        <w:t>The borrower's affiliate group consists of the borrower and its wholly owned operating subsidiary Hickory Hospice LLC - well within the applicable SBA size standard. The controlling owner (Geoff Schackmann, direct individual 39.9% owner) previously held a 33.33% interest in VistaRiver Inc, which he sold in August 2025; he retains only a passive seller-note receivable (no equity, officer, manager, or employee role), so VistaRiver is not an SBA affiliate. A separate Affiliate and Size-Standard memorandum is included in the application package.</w:t>
       </w:r>
     </w:p>
     <w:p>
